--- a/docs/synsmith.docx
+++ b/docs/synsmith.docx
@@ -10163,6 +10163,105 @@
     </w:p>
     <w:p>
       <w:pPr>
+        <w:pStyle w:val="FirstParagraph"/>
+        <w:jc w:val="both"/>
+        <w:keepNext w:val="0"/>
+        <w:keepLines w:val="0"/>
+        <w:widowControl w:val="1"/>
+      </w:pPr>
+      <w:r>
+        <w:t xml:space="preserve">Condition labels (</w:t>
+      </w:r>
+      <w:r>
+        <w:rPr>
+          <w:rStyle w:val="VerbatimChar"/>
+        </w:rPr>
+        <w:t xml:space="preserve">full_attrforge</w:t>
+      </w:r>
+      <w:r>
+        <w:t xml:space="preserve">,</w:t>
+      </w:r>
+      <w:r>
+        <w:t xml:space="preserve"> </w:t>
+      </w:r>
+      <w:r>
+        <w:rPr>
+          <w:rStyle w:val="VerbatimChar"/>
+        </w:rPr>
+        <w:t xml:space="preserve">full_classic</w:t>
+      </w:r>
+      <w:r>
+        <w:t xml:space="preserve">,</w:t>
+      </w:r>
+      <w:r>
+        <w:t xml:space="preserve"> </w:t>
+      </w:r>
+      <w:r>
+        <w:rPr>
+          <w:rStyle w:val="VerbatimChar"/>
+        </w:rPr>
+        <w:t xml:space="preserve">naive</w:t>
+      </w:r>
+      <w:r>
+        <w:t xml:space="preserve">,</w:t>
+      </w:r>
+      <w:r>
+        <w:t xml:space="preserve"> </w:t>
+      </w:r>
+      <w:r>
+        <w:rPr>
+          <w:rStyle w:val="VerbatimChar"/>
+        </w:rPr>
+        <w:t xml:space="preserve">few_shot</w:t>
+      </w:r>
+      <w:r>
+        <w:t xml:space="preserve">, the six</w:t>
+      </w:r>
+      <w:r>
+        <w:t xml:space="preserve"> </w:t>
+      </w:r>
+      <w:r>
+        <w:rPr>
+          <w:rStyle w:val="VerbatimChar"/>
+        </w:rPr>
+        <w:t xml:space="preserve">no_X</w:t>
+      </w:r>
+      <w:r>
+        <w:t xml:space="preserve"> </w:t>
+      </w:r>
+      <w:r>
+        <w:t xml:space="preserve">leave-one-out variants) are stable identifiers used in the open-source CLI flag</w:t>
+      </w:r>
+      <w:r>
+        <w:t xml:space="preserve"> </w:t>
+      </w:r>
+      <w:r>
+        <w:rPr>
+          <w:rStyle w:val="VerbatimChar"/>
+        </w:rPr>
+        <w:t xml:space="preserve">--conditions</w:t>
+      </w:r>
+      <w:r>
+        <w:t xml:space="preserve">; they predate the SynSmith framework name and are retained for cross-experiment comparability of the released artefacts.</w:t>
+      </w:r>
+      <w:r>
+        <w:t xml:space="preserve"> </w:t>
+      </w:r>
+      <w:r>
+        <w:rPr>
+          <w:rStyle w:val="VerbatimChar"/>
+        </w:rPr>
+        <w:t xml:space="preserve">full_attrforge</w:t>
+      </w:r>
+      <w:r>
+        <w:t xml:space="preserve"> </w:t>
+      </w:r>
+      <w:r>
+        <w:t xml:space="preserve">denotes the seven-critic configuration that is the paper's main subject.</w:t>
+      </w:r>
+    </w:p>
+    <w:p>
+      <w:pPr>
         <w:spacing w:before="160" w:after="60" w:line="240" w:lineRule="auto"/>
         <w:keepNext/>
         <w:keepLines/>
@@ -32177,7 +32276,7 @@
           <w:rPr>
             <w:rStyle w:val="Hyperlink"/>
           </w:rPr>
-          <w:t xml:space="preserve">github.com/ApartsinProjects/PromptForge</w:t>
+          <w:t xml:space="preserve">github.com/ApartsinProjects/SynSmith</w:t>
         </w:r>
       </w:hyperlink>
       <w:r>
@@ -32877,86 +32976,73 @@
           <w:i/>
           <w:iCs/>
         </w:rPr>
-        <w:t xml:space="preserve">Implications for practitioners.</w:t>
-      </w:r>
-      <w:r>
-        <w:t xml:space="preserve"> </w:t>
-      </w:r>
-      <w:r>
-        <w:t xml:space="preserve">The value of a multi-critic prompt-debugging loop is best surfaced via cross-condition classifier ensembling: multiple iterated conditions produce synthetic batches whose downstream classifiers learn orthogonal decision boundaries, and combining two such classifiers via logit averaging stabilizes the downstream classifier across seeds (</w:t>
+        <w:t xml:space="preserve">What the GAN-style adversaries contribute.</w:t>
+      </w:r>
+      <w:r>
+        <w:t xml:space="preserve"> </w:t>
+      </w:r>
+      <w:r>
+        <w:t xml:space="preserve">Even though the ensemble win is attributable to iteration plus the structured-critic feedback contract rather than to the four GAN-style adversaries specifically, the adversaries have a measurable, distinct contribution:</w:t>
+      </w:r>
+      <w:r>
+        <w:t xml:space="preserve"> </w:t>
+      </w:r>
+      <w:r>
+        <w:rPr>
+          <w:rStyle w:val="VerbatimChar"/>
+        </w:rPr>
+        <w:t xml:space="preserve">full_attrforge</w:t>
+      </w:r>
+      <w:r>
+        <w:t xml:space="preserve"> </w:t>
+      </w:r>
+      <w:r>
+        <w:t xml:space="preserve">holds the highest distinct-</w:t>
       </w:r>
       <m:oMath>
         <m:r>
-          <m:t>1.65</m:t>
+          <m:t>n</m:t>
+        </m:r>
+      </m:oMath>
+      <w:r>
+        <w:t xml:space="preserve"> </w:t>
+      </w:r>
+      <w:r>
+        <w:t xml:space="preserve">and the lowest self-BLEU-</w:t>
+      </w:r>
+      <m:oMath>
+        <m:r>
+          <m:t>4</m:t>
+        </m:r>
+      </m:oMath>
+      <w:r>
+        <w:t xml:space="preserve"> </w:t>
+      </w:r>
+      <w:r>
+        <w:t xml:space="preserve">among iterated conditions (Table 8), and the Mode Hunter accumulates a persistent banned-phrasings library of</w:t>
+      </w:r>
+      <w:r>
+        <w:t xml:space="preserve"> </w:t>
+      </w:r>
+      <m:oMath>
+        <m:r>
+          <m:t>11.6</m:t>
         </m:r>
         <m:r>
           <m:rPr>
             <m:sty m:val="p"/>
           </m:rPr>
-          <m:t>×</m:t>
+          <m:t>±</m:t>
+        </m:r>
+        <m:r>
+          <m:t>0.6</m:t>
         </m:r>
       </m:oMath>
       <w:r>
         <w:t xml:space="preserve"> </w:t>
       </w:r>
       <w:r>
-        <w:t xml:space="preserve">variance reduction in macro F1,</w:t>
-      </w:r>
-      <w:r>
-        <w:t xml:space="preserve"> </w:t>
-      </w:r>
-      <m:oMath>
-        <m:r>
-          <m:t>1.74</m:t>
-        </m:r>
-        <m:r>
-          <m:rPr>
-            <m:sty m:val="p"/>
-          </m:rPr>
-          <m:t>×</m:t>
-        </m:r>
-      </m:oMath>
-      <w:r>
-        <w:t xml:space="preserve"> </w:t>
-      </w:r>
-      <w:r>
-        <w:t xml:space="preserve">in worst-class F1) at no additional generation cost. We recommend reporting the best-pair ensemble alongside the best single condition as a standard protocol for synthetic-data ablations.</w:t>
-      </w:r>
-      <w:r>
-        <w:t xml:space="preserve"> </w:t>
-      </w:r>
-      <w:r>
-        <w:rPr>
-          <w:i/>
-          <w:iCs/>
-        </w:rPr>
-        <w:t xml:space="preserve">Implications for method designers.</w:t>
-      </w:r>
-      <w:r>
-        <w:t xml:space="preserve"> </w:t>
-      </w:r>
-      <w:r>
-        <w:t xml:space="preserve">The Vendi score on the sentence-transformer Gram matrix differentiates iterated from non-iterated synthetic data by a</w:t>
-      </w:r>
-      <w:r>
-        <w:t xml:space="preserve"> </w:t>
-      </w:r>
-      <m:oMath>
-        <m:r>
-          <m:t>2</m:t>
-        </m:r>
-        <m:r>
-          <m:rPr>
-            <m:sty m:val="p"/>
-          </m:rPr>
-          <m:t>×</m:t>
-        </m:r>
-      </m:oMath>
-      <w:r>
-        <w:t xml:space="preserve"> </w:t>
-      </w:r>
-      <w:r>
-        <w:t xml:space="preserve">margin where the macro F1 saturates, and the post-hoc adversary audit attributes observed differences to the data itself rather than to whichever critic was enabled in a given condition.</w:t>
+        <w:t xml:space="preserve">entries across three iterations (Appendix B.3) that is unavailable to any single-critic baseline. The post-hoc audit (Section 8) scopes the empirical support to two of the four adversaries (Pack Discriminator and Mode Hunter); Mode-Seeking and Coverage Hole Finder do not measurably differentiate conditions in our experiments.</w:t>
       </w:r>
     </w:p>
     <w:p>
@@ -32972,6 +33058,101 @@
           <w:i/>
           <w:iCs/>
         </w:rPr>
+        <w:t xml:space="preserve">Implications for practitioners.</w:t>
+      </w:r>
+      <w:r>
+        <w:t xml:space="preserve"> </w:t>
+      </w:r>
+      <w:r>
+        <w:t xml:space="preserve">The value of a multi-critic prompt-debugging loop is best surfaced via cross-condition classifier ensembling: multiple iterated conditions produce synthetic batches whose downstream classifiers learn orthogonal decision boundaries, and combining two such classifiers via logit averaging stabilizes the downstream classifier across seeds (</w:t>
+      </w:r>
+      <m:oMath>
+        <m:r>
+          <m:t>1.65</m:t>
+        </m:r>
+        <m:r>
+          <m:rPr>
+            <m:sty m:val="p"/>
+          </m:rPr>
+          <m:t>×</m:t>
+        </m:r>
+      </m:oMath>
+      <w:r>
+        <w:t xml:space="preserve"> </w:t>
+      </w:r>
+      <w:r>
+        <w:t xml:space="preserve">variance reduction in macro F1,</w:t>
+      </w:r>
+      <w:r>
+        <w:t xml:space="preserve"> </w:t>
+      </w:r>
+      <m:oMath>
+        <m:r>
+          <m:t>1.74</m:t>
+        </m:r>
+        <m:r>
+          <m:rPr>
+            <m:sty m:val="p"/>
+          </m:rPr>
+          <m:t>×</m:t>
+        </m:r>
+      </m:oMath>
+      <w:r>
+        <w:t xml:space="preserve"> </w:t>
+      </w:r>
+      <w:r>
+        <w:t xml:space="preserve">in worst-class F1) at no additional generation cost. We recommend reporting the best-pair ensemble alongside the best single condition as a standard protocol for synthetic-data ablations.</w:t>
+      </w:r>
+      <w:r>
+        <w:t xml:space="preserve"> </w:t>
+      </w:r>
+      <w:r>
+        <w:rPr>
+          <w:i/>
+          <w:iCs/>
+        </w:rPr>
+        <w:t xml:space="preserve">Implications for method designers.</w:t>
+      </w:r>
+      <w:r>
+        <w:t xml:space="preserve"> </w:t>
+      </w:r>
+      <w:r>
+        <w:t xml:space="preserve">The Vendi score on the sentence-transformer Gram matrix differentiates iterated from non-iterated synthetic data by a</w:t>
+      </w:r>
+      <w:r>
+        <w:t xml:space="preserve"> </w:t>
+      </w:r>
+      <m:oMath>
+        <m:r>
+          <m:t>2</m:t>
+        </m:r>
+        <m:r>
+          <m:rPr>
+            <m:sty m:val="p"/>
+          </m:rPr>
+          <m:t>×</m:t>
+        </m:r>
+      </m:oMath>
+      <w:r>
+        <w:t xml:space="preserve"> </w:t>
+      </w:r>
+      <w:r>
+        <w:t xml:space="preserve">margin where the macro F1 saturates, and the post-hoc adversary audit attributes observed differences to the data itself rather than to whichever critic was enabled in a given condition.</w:t>
+      </w:r>
+    </w:p>
+    <w:p>
+      <w:pPr>
+        <w:pStyle w:val="BodyText"/>
+        <w:jc w:val="both"/>
+        <w:keepNext w:val="0"/>
+        <w:keepLines w:val="0"/>
+        <w:widowControl w:val="1"/>
+      </w:pPr>
+      <w:r>
+        <w:rPr>
+          <w:i/>
+          <w:iCs/>
+        </w:rPr>
         <w:t xml:space="preserve">What the practitioner takes home.</w:t>
       </w:r>
       <w:r>
@@ -32996,7 +33177,7 @@
           <w:rPr>
             <w:rStyle w:val="Hyperlink"/>
           </w:rPr>
-          <w:t xml:space="preserve">github.com/ApartsinProjects/PromptForge</w:t>
+          <w:t xml:space="preserve">github.com/ApartsinProjects/SynSmith</w:t>
         </w:r>
       </w:hyperlink>
       <w:r>
@@ -39170,7 +39351,7 @@
           <w:rPr>
             <w:rStyle w:val="Hyperlink"/>
           </w:rPr>
-          <w:t xml:space="preserve">github.com/ApartsinProjects/PromptForge</w:t>
+          <w:t xml:space="preserve">github.com/ApartsinProjects/SynSmith</w:t>
         </w:r>
       </w:hyperlink>
       <w:r>

--- a/docs/synsmith.docx
+++ b/docs/synsmith.docx
@@ -1030,6 +1030,282 @@
       </w:r>
       <w:r>
         <w:t xml:space="preserve">are statistically indistinguishable on this task).</w:t>
+      </w:r>
+    </w:p>
+    <w:p>
+      <w:pPr>
+        <w:pStyle w:val="BodyText"/>
+        <w:ind w:left="720" w:right="720" w:firstLine="0"/>
+        <w:jc w:val="both"/>
+        <w:keepNext w:val="0"/>
+        <w:keepLines w:val="0"/>
+        <w:widowControl w:val="1"/>
+      </w:pPr>
+      <w:r>
+        <w:rPr>
+          <w:b/>
+          <w:bCs/>
+        </w:rPr>
+        <w:t xml:space="preserve">Cross-task headline.</w:t>
+      </w:r>
+      <w:r>
+        <w:t xml:space="preserve"> </w:t>
+      </w:r>
+      <w:r>
+        <w:t xml:space="preserve">Beyond the customer-support evaluation, training the downstream classifier on the seven-critic loop's synthetic batch alone (no real seed data in the training set) at five seeds across three benchmarks reaches: SST-2 macro F1</w:t>
+      </w:r>
+      <w:r>
+        <w:t xml:space="preserve"> </w:t>
+      </w:r>
+      <m:oMath>
+        <m:r>
+          <m:t>0.731</m:t>
+        </m:r>
+        <m:r>
+          <m:rPr>
+            <m:sty m:val="p"/>
+          </m:rPr>
+          <m:t>±</m:t>
+        </m:r>
+        <m:r>
+          <m:t>0.029</m:t>
+        </m:r>
+      </m:oMath>
+      <w:r>
+        <w:t xml:space="preserve"> </w:t>
+      </w:r>
+      <w:r>
+        <w:t xml:space="preserve">at</w:t>
+      </w:r>
+      <w:r>
+        <w:t xml:space="preserve"> </w:t>
+      </w:r>
+      <m:oMath>
+        <m:sSub>
+          <m:e>
+            <m:r>
+              <m:t>n</m:t>
+            </m:r>
+          </m:e>
+          <m:sub>
+            <m:r>
+              <m:rPr>
+                <m:nor/>
+                <m:sty m:val="p"/>
+              </m:rPr>
+              <m:t>test</m:t>
+            </m:r>
+          </m:sub>
+        </m:sSub>
+        <m:r>
+          <m:rPr>
+            <m:sty m:val="p"/>
+          </m:rPr>
+          <m:t>=</m:t>
+        </m:r>
+        <m:r>
+          <m:t>872</m:t>
+        </m:r>
+      </m:oMath>
+      <w:r>
+        <w:t xml:space="preserve"> </w:t>
+      </w:r>
+      <w:r>
+        <w:t xml:space="preserve">(above the real-only baseline of</w:t>
+      </w:r>
+      <w:r>
+        <w:t xml:space="preserve"> </w:t>
+      </w:r>
+      <m:oMath>
+        <m:r>
+          <m:t>0.704</m:t>
+        </m:r>
+      </m:oMath>
+      <w:r>
+        <w:t xml:space="preserve">,</w:t>
+      </w:r>
+      <w:r>
+        <w:t xml:space="preserve"> </w:t>
+      </w:r>
+      <m:oMath>
+        <m:r>
+          <m:t>1.7</m:t>
+        </m:r>
+        <m:r>
+          <m:rPr>
+            <m:sty m:val="p"/>
+          </m:rPr>
+          <m:t>×</m:t>
+        </m:r>
+      </m:oMath>
+      <w:r>
+        <w:t xml:space="preserve"> </w:t>
+      </w:r>
+      <w:r>
+        <w:t xml:space="preserve">variance reduction from the earlier framework), Banking77 macro F1</w:t>
+      </w:r>
+      <w:r>
+        <w:t xml:space="preserve"> </w:t>
+      </w:r>
+      <m:oMath>
+        <m:r>
+          <m:t>0.876</m:t>
+        </m:r>
+        <m:r>
+          <m:rPr>
+            <m:sty m:val="p"/>
+          </m:rPr>
+          <m:t>±</m:t>
+        </m:r>
+        <m:r>
+          <m:t>0.012</m:t>
+        </m:r>
+      </m:oMath>
+      <w:r>
+        <w:t xml:space="preserve"> </w:t>
+      </w:r>
+      <w:r>
+        <w:t xml:space="preserve">at</w:t>
+      </w:r>
+      <w:r>
+        <w:t xml:space="preserve"> </w:t>
+      </w:r>
+      <m:oMath>
+        <m:sSub>
+          <m:e>
+            <m:r>
+              <m:t>n</m:t>
+            </m:r>
+          </m:e>
+          <m:sub>
+            <m:r>
+              <m:rPr>
+                <m:nor/>
+                <m:sty m:val="p"/>
+              </m:rPr>
+              <m:t>test</m:t>
+            </m:r>
+          </m:sub>
+        </m:sSub>
+        <m:r>
+          <m:rPr>
+            <m:sty m:val="p"/>
+          </m:rPr>
+          <m:t>=</m:t>
+        </m:r>
+        <m:r>
+          <m:t>400</m:t>
+        </m:r>
+      </m:oMath>
+      <w:r>
+        <w:t xml:space="preserve"> </w:t>
+      </w:r>
+      <w:r>
+        <w:t xml:space="preserve">(</w:t>
+      </w:r>
+      <m:oMath>
+        <m:r>
+          <m:t>5.8</m:t>
+        </m:r>
+        <m:r>
+          <m:rPr>
+            <m:sty m:val="p"/>
+          </m:rPr>
+          <m:t>×</m:t>
+        </m:r>
+      </m:oMath>
+      <w:r>
+        <w:t xml:space="preserve"> </w:t>
+      </w:r>
+      <w:r>
+        <w:t xml:space="preserve">variance reduction, residual gap to real-only</w:t>
+      </w:r>
+      <w:r>
+        <w:t xml:space="preserve"> </w:t>
+      </w:r>
+      <m:oMath>
+        <m:r>
+          <m:rPr>
+            <m:sty m:val="p"/>
+          </m:rPr>
+          <m:t>−</m:t>
+        </m:r>
+        <m:r>
+          <m:t>0.074</m:t>
+        </m:r>
+      </m:oMath>
+      <w:r>
+        <w:t xml:space="preserve">), and TREC macro F1</w:t>
+      </w:r>
+      <w:r>
+        <w:t xml:space="preserve"> </w:t>
+      </w:r>
+      <m:oMath>
+        <m:r>
+          <m:t>0.609</m:t>
+        </m:r>
+        <m:r>
+          <m:rPr>
+            <m:sty m:val="p"/>
+          </m:rPr>
+          <m:t>±</m:t>
+        </m:r>
+        <m:r>
+          <m:t>0.056</m:t>
+        </m:r>
+      </m:oMath>
+      <w:r>
+        <w:t xml:space="preserve"> </w:t>
+      </w:r>
+      <w:r>
+        <w:t xml:space="preserve">at</w:t>
+      </w:r>
+      <w:r>
+        <w:t xml:space="preserve"> </w:t>
+      </w:r>
+      <m:oMath>
+        <m:sSub>
+          <m:e>
+            <m:r>
+              <m:t>n</m:t>
+            </m:r>
+          </m:e>
+          <m:sub>
+            <m:r>
+              <m:rPr>
+                <m:nor/>
+                <m:sty m:val="p"/>
+              </m:rPr>
+              <m:t>test</m:t>
+            </m:r>
+          </m:sub>
+        </m:sSub>
+        <m:r>
+          <m:rPr>
+            <m:sty m:val="p"/>
+          </m:rPr>
+          <m:t>=</m:t>
+        </m:r>
+        <m:r>
+          <m:t>89</m:t>
+        </m:r>
+      </m:oMath>
+      <w:r>
+        <w:t xml:space="preserve"> </w:t>
+      </w:r>
+      <w:r>
+        <w:t xml:space="preserve">(tied with real-only</w:t>
+      </w:r>
+      <w:r>
+        <w:t xml:space="preserve"> </w:t>
+      </w:r>
+      <m:oMath>
+        <m:r>
+          <m:t>0.607</m:t>
+        </m:r>
+      </m:oMath>
+      <w:r>
+        <w:t xml:space="preserve">). The synthetic batch is at-or-above real-only on SST-2 and TREC and closes most of the gap on Banking77, with substantial seed-variance reduction across all three (Section 7.5).</w:t>
       </w:r>
     </w:p>
     <w:p>
@@ -12660,7 +12936,7 @@
     </w:p>
     <w:bookmarkEnd w:id="37"/>
     <w:bookmarkEnd w:id="38"/>
-    <w:bookmarkStart w:id="43" w:name="sec-results"/>
+    <w:bookmarkStart w:id="44" w:name="sec-results"/>
     <w:p>
       <w:pPr>
         <w:pStyle w:val="Heading2"/>
@@ -26709,8 +26985,1278 @@
       </w:r>
     </w:p>
     <w:bookmarkEnd w:id="42"/>
+    <w:bookmarkStart w:id="43" w:name="sec-multitask"/>
+    <w:p>
+      <w:pPr>
+        <w:pStyle w:val="Heading3"/>
+        <w:keepNext/>
+        <w:keepLines/>
+        <w:widowControl w:val="1"/>
+      </w:pPr>
+      <w:r>
+        <w:t xml:space="preserve">7.5</w:t>
+      </w:r>
+      <w:r>
+        <w:t xml:space="preserve"> </w:t>
+      </w:r>
+      <w:r>
+        <w:t xml:space="preserve">Synth-only cross-task headline (SST-2 / Banking77 / TREC)</w:t>
+      </w:r>
+    </w:p>
+    <w:p>
+      <w:pPr>
+        <w:pStyle w:val="FirstParagraph"/>
+        <w:jc w:val="both"/>
+        <w:keepNext w:val="0"/>
+        <w:keepLines w:val="0"/>
+        <w:widowControl w:val="1"/>
+      </w:pPr>
+      <w:r>
+        <w:t xml:space="preserve">To establish the synth-only contribution beyond the customer-support and Banking77 augmentation results above, we ran</w:t>
+      </w:r>
+      <w:r>
+        <w:t xml:space="preserve"> </w:t>
+      </w:r>
+      <w:r>
+        <w:rPr>
+          <w:rStyle w:val="VerbatimChar"/>
+        </w:rPr>
+        <w:t xml:space="preserve">full_attrforge</w:t>
+      </w:r>
+      <w:r>
+        <w:t xml:space="preserve"> </w:t>
+      </w:r>
+      <w:r>
+        <w:t xml:space="preserve">on three standard text-classification benchmarks at five seeds each (seeds</w:t>
+      </w:r>
+      <w:r>
+        <w:t xml:space="preserve"> </w:t>
+      </w:r>
+      <m:oMath>
+        <m:r>
+          <m:t>17</m:t>
+        </m:r>
+        <m:r>
+          <m:rPr>
+            <m:sty m:val="p"/>
+          </m:rPr>
+          <m:t>,</m:t>
+        </m:r>
+        <m:r>
+          <m:t>23</m:t>
+        </m:r>
+        <m:r>
+          <m:rPr>
+            <m:sty m:val="p"/>
+          </m:rPr>
+          <m:t>,</m:t>
+        </m:r>
+        <m:r>
+          <m:t>41</m:t>
+        </m:r>
+        <m:r>
+          <m:rPr>
+            <m:sty m:val="p"/>
+          </m:rPr>
+          <m:t>,</m:t>
+        </m:r>
+        <m:r>
+          <m:t>53</m:t>
+        </m:r>
+        <m:r>
+          <m:rPr>
+            <m:sty m:val="p"/>
+          </m:rPr>
+          <m:t>,</m:t>
+        </m:r>
+        <m:r>
+          <m:t>89</m:t>
+        </m:r>
+      </m:oMath>
+      <w:r>
+        <w:t xml:space="preserve">), training a sentence-transformer + LogisticRegression downstream classifier on the synthetic batch alone and evaluating on the full canonical held-out test split. The seed pool is balanced through the v2.9.6 class-balanced planner with v2.9.5 class-primary verifier acceptance and v2.9.6 regen-on-rejection compensation, so every class receives at least</w:t>
+      </w:r>
+      <w:r>
+        <w:t xml:space="preserve"> </w:t>
+      </w:r>
+      <m:oMath>
+        <m:r>
+          <m:rPr>
+            <m:sty m:val="p"/>
+          </m:rPr>
+          <m:t>⌈</m:t>
+        </m:r>
+        <m:r>
+          <m:t>n</m:t>
+        </m:r>
+        <m:r>
+          <m:rPr>
+            <m:sty m:val="p"/>
+          </m:rPr>
+          <m:t>/</m:t>
+        </m:r>
+        <m:r>
+          <m:t>K</m:t>
+        </m:r>
+        <m:r>
+          <m:rPr>
+            <m:sty m:val="p"/>
+          </m:rPr>
+          <m:t>⌉</m:t>
+        </m:r>
+      </m:oMath>
+      <w:r>
+        <w:t xml:space="preserve"> </w:t>
+      </w:r>
+      <w:r>
+        <w:t xml:space="preserve">accepted samples per iteration.</w:t>
+      </w:r>
+    </w:p>
+    <w:p>
+      <w:pPr>
+        <w:spacing w:before="160" w:after="60" w:line="240" w:lineRule="auto"/>
+        <w:keepNext/>
+        <w:keepLines/>
+        <w:widowControl w:val="1"/>
+      </w:pPr>
+      <w:r>
+        <w:rPr>
+          <w:b/>
+          <w:i/>
+        </w:rPr>
+        <w:t>Table 12:</w:t>
+      </w:r>
+      <w:r>
+        <w:rPr>
+          <w:b w:val="0"/>
+          <w:i/>
+        </w:rPr>
+        <w:t xml:space="preserve"> </w:t>
+      </w:r>
+      <w:r>
+        <w:rPr>
+          <w:b w:val="0"/>
+          <w:i/>
+        </w:rPr>
+        <w:t>Synth-only cross-task headline. Sentence-transformer + LogisticRegression(class_weight=balanced) trained on SynSmith's synthetic batch alone (no real seed data in training), evaluated on the full canonical held-out test split. Five seeds per dataset, mean  std. SST-2 uses the GLUE validation split (); Banking77 uses a 400-item card-and-payment subset; TREC uses the 89-item official test set.</w:t>
+      </w:r>
+    </w:p>
+    <w:tbl>
+      <w:tblPr>
+        <w:tblStyle w:val="Table"/>
+        <w:tblW w:type="pct" w:w="5000"/>
+        <w:jc w:val="center"/>
+        <w:tblLook w:firstRow="1" w:lastRow="0" w:firstColumn="0" w:lastColumn="0" w:noHBand="0" w:noVBand="0" w:val="0020"/>
+        <w:tblCaption w:val="Table 12: Synth-only cross-task headline. Sentence-transformer + LogisticRegression(class_weight=balanced) trained on SynSmith's synthetic batch alone (no real seed data in training), evaluated on the full canonical held-out test split. Five seeds per dataset, mean \pm std. SST-2 uses the GLUE validation split (n_{\text{test}} = 872); Banking77 uses a 400-item card-and-payment subset; TREC uses the 89-item official test set."/>
+        <w:tblLayout w:type="autofit"/>
+        <w:tblBorders>
+          <w:top w:val="single" w:sz="10" w:color="4F6272"/>
+          <w:bottom w:val="single" w:sz="10" w:color="4F6272"/>
+          <w:insideH w:val="single" w:sz="5" w:color="9FB0C2"/>
+          <w:left w:val="single" w:sz="6" w:color="9FB0C2"/>
+          <w:right w:val="single" w:sz="6" w:color="9FB0C2"/>
+          <w:insideV w:val="single" w:sz="5" w:color="D9E1E8"/>
+        </w:tblBorders>
+      </w:tblPr>
+      <w:tblGrid>
+        <w:gridCol w:w="1320"/>
+        <w:gridCol w:w="1320"/>
+        <w:gridCol w:w="1320"/>
+        <w:gridCol w:w="1320"/>
+        <w:gridCol w:w="1320"/>
+        <w:gridCol w:w="1320"/>
+      </w:tblGrid>
+      <w:tr>
+        <w:trPr>
+          <w:tblHeader w:val="on"/>
+        </w:trPr>
+        <w:tc>
+          <w:tcPr>
+            <w:shd w:fill="EEF3F7"/>
+            <w:tcBorders>
+              <w:left w:val="nil"/>
+              <w:right w:val="nil"/>
+              <w:top w:val="nil"/>
+              <w:bottom w:val="single" w:sz="8" w:color="9FB0C2"/>
+            </w:tcBorders>
+          </w:tcPr>
+          <w:p>
+            <w:pPr>
+              <w:pStyle w:val="Compact"/>
+              <w:spacing w:before="0" w:after="20" w:line="240" w:lineRule="auto"/>
+              <w:jc w:val="center"/>
+              <w:keepNext w:val="0"/>
+              <w:keepLines/>
+              <w:widowControl w:val="1"/>
+            </w:pPr>
+            <w:r>
+              <w:rPr>
+                <w:rFonts w:ascii="Times New Roman" w:hAnsi="Times New Roman"/>
+                <w:b/>
+                <w:sz w:val="19"/>
+              </w:rPr>
+              <w:t xml:space="preserve">Dataset</w:t>
+            </w:r>
+          </w:p>
+        </w:tc>
+        <w:tc>
+          <w:tcPr>
+            <w:shd w:fill="EEF3F7"/>
+            <w:tcBorders>
+              <w:left w:val="nil"/>
+              <w:right w:val="nil"/>
+              <w:top w:val="nil"/>
+              <w:bottom w:val="single" w:sz="8" w:color="9FB0C2"/>
+            </w:tcBorders>
+          </w:tcPr>
+          <w:p>
+            <w:pPr>
+              <w:pStyle w:val="Compact"/>
+              <w:spacing w:before="0" w:after="20" w:line="240" w:lineRule="auto"/>
+              <w:jc w:val="center"/>
+              <w:keepNext w:val="0"/>
+              <w:keepLines/>
+              <w:widowControl w:val="1"/>
+            </w:pPr>
+            <m:oMath>
+              <m:sSub>
+                <m:e>
+                  <m:r>
+                    <m:t>n</m:t>
+                  </m:r>
+                </m:e>
+                <m:sub>
+                  <m:r>
+                    <m:rPr>
+                      <m:nor/>
+                      <m:sty m:val="p"/>
+                    </m:rPr>
+                    <m:t>test</m:t>
+                  </m:r>
+                </m:sub>
+              </m:sSub>
+            </m:oMath>
+          </w:p>
+        </w:tc>
+        <w:tc>
+          <w:tcPr>
+            <w:shd w:fill="EEF3F7"/>
+            <w:tcBorders>
+              <w:left w:val="nil"/>
+              <w:right w:val="nil"/>
+              <w:top w:val="nil"/>
+              <w:bottom w:val="single" w:sz="8" w:color="9FB0C2"/>
+            </w:tcBorders>
+          </w:tcPr>
+          <w:p>
+            <w:pPr>
+              <w:pStyle w:val="Compact"/>
+              <w:spacing w:before="0" w:after="20" w:line="240" w:lineRule="auto"/>
+              <w:jc w:val="center"/>
+              <w:keepNext w:val="0"/>
+              <w:keepLines/>
+              <w:widowControl w:val="1"/>
+            </w:pPr>
+            <w:r>
+              <w:rPr>
+                <w:rFonts w:ascii="Times New Roman" w:hAnsi="Times New Roman"/>
+                <w:b/>
+                <w:sz w:val="19"/>
+              </w:rPr>
+              <w:t xml:space="preserve">Real-only</w:t>
+            </w:r>
+          </w:p>
+        </w:tc>
+        <w:tc>
+          <w:tcPr>
+            <w:shd w:fill="EEF3F7"/>
+            <w:tcBorders>
+              <w:left w:val="nil"/>
+              <w:right w:val="nil"/>
+              <w:top w:val="nil"/>
+              <w:bottom w:val="single" w:sz="8" w:color="9FB0C2"/>
+            </w:tcBorders>
+          </w:tcPr>
+          <w:p>
+            <w:pPr>
+              <w:pStyle w:val="Compact"/>
+              <w:spacing w:before="0" w:after="20" w:line="240" w:lineRule="auto"/>
+              <w:jc w:val="center"/>
+              <w:keepNext w:val="0"/>
+              <w:keepLines/>
+              <w:widowControl w:val="1"/>
+            </w:pPr>
+            <w:r>
+              <w:rPr>
+                <w:rStyle w:val="VerbatimChar"/>
+                <w:rFonts w:ascii="Times New Roman" w:hAnsi="Times New Roman"/>
+                <w:b/>
+                <w:sz w:val="19"/>
+              </w:rPr>
+              <w:t xml:space="preserve">full_attrforge</w:t>
+            </w:r>
+            <w:r>
+              <w:rPr>
+                <w:rFonts w:ascii="Times New Roman" w:hAnsi="Times New Roman"/>
+                <w:b/>
+                <w:sz w:val="19"/>
+              </w:rPr>
+              <w:t xml:space="preserve"> </w:t>
+            </w:r>
+            <w:r>
+              <w:rPr>
+                <w:rFonts w:ascii="Times New Roman" w:hAnsi="Times New Roman"/>
+                <w:b/>
+                <w:sz w:val="19"/>
+              </w:rPr>
+              <w:t xml:space="preserve">synth-only</w:t>
+            </w:r>
+          </w:p>
+        </w:tc>
+        <w:tc>
+          <w:tcPr>
+            <w:shd w:fill="EEF3F7"/>
+            <w:tcBorders>
+              <w:left w:val="nil"/>
+              <w:right w:val="nil"/>
+              <w:top w:val="nil"/>
+              <w:bottom w:val="single" w:sz="8" w:color="9FB0C2"/>
+            </w:tcBorders>
+          </w:tcPr>
+          <w:p>
+            <w:pPr>
+              <w:pStyle w:val="Compact"/>
+              <w:spacing w:before="0" w:after="20" w:line="240" w:lineRule="auto"/>
+              <w:jc w:val="center"/>
+              <w:keepNext w:val="0"/>
+              <w:keepLines/>
+              <w:widowControl w:val="1"/>
+            </w:pPr>
+            <m:oMath>
+              <m:r>
+                <m:rPr>
+                  <m:sty m:val="p"/>
+                </m:rPr>
+                <m:t>Δ</m:t>
+              </m:r>
+            </m:oMath>
+            <w:r>
+              <w:rPr>
+                <w:rFonts w:ascii="Times New Roman" w:hAnsi="Times New Roman"/>
+                <w:b/>
+                <w:sz w:val="19"/>
+              </w:rPr>
+              <w:t xml:space="preserve"> </w:t>
+            </w:r>
+            <w:r>
+              <w:rPr>
+                <w:rFonts w:ascii="Times New Roman" w:hAnsi="Times New Roman"/>
+                <w:b/>
+                <w:sz w:val="19"/>
+              </w:rPr>
+              <w:t xml:space="preserve">vs real-only</w:t>
+            </w:r>
+          </w:p>
+        </w:tc>
+        <w:tc>
+          <w:tcPr>
+            <w:shd w:fill="EEF3F7"/>
+            <w:tcBorders>
+              <w:left w:val="nil"/>
+              <w:right w:val="nil"/>
+              <w:top w:val="nil"/>
+              <w:bottom w:val="single" w:sz="8" w:color="9FB0C2"/>
+            </w:tcBorders>
+          </w:tcPr>
+          <w:p>
+            <w:pPr>
+              <w:pStyle w:val="Compact"/>
+              <w:spacing w:before="0" w:after="20" w:line="240" w:lineRule="auto"/>
+              <w:jc w:val="center"/>
+              <w:keepNext w:val="0"/>
+              <w:keepLines/>
+              <w:widowControl w:val="1"/>
+            </w:pPr>
+            <m:oMath>
+              <m:r>
+                <m:t>σ</m:t>
+              </m:r>
+            </m:oMath>
+            <w:r>
+              <w:rPr>
+                <w:rFonts w:ascii="Times New Roman" w:hAnsi="Times New Roman"/>
+                <w:b/>
+                <w:sz w:val="19"/>
+              </w:rPr>
+              <w:t xml:space="preserve"> </w:t>
+            </w:r>
+            <w:r>
+              <w:rPr>
+                <w:rFonts w:ascii="Times New Roman" w:hAnsi="Times New Roman"/>
+                <w:b/>
+                <w:sz w:val="19"/>
+              </w:rPr>
+              <w:t xml:space="preserve">reduction</w:t>
+            </w:r>
+          </w:p>
+        </w:tc>
+      </w:tr>
+      <w:tr>
+        <w:tc>
+          <w:tcPr>
+            <w:tcBorders>
+              <w:left w:val="nil"/>
+              <w:right w:val="nil"/>
+              <w:top w:val="nil"/>
+              <w:bottom w:val="single" w:sz="4" w:color="D9E1E8"/>
+            </w:tcBorders>
+          </w:tcPr>
+          <w:p>
+            <w:pPr>
+              <w:pStyle w:val="Compact"/>
+              <w:spacing w:before="0" w:after="20" w:line="240" w:lineRule="auto"/>
+              <w:jc w:val="center"/>
+              <w:keepNext w:val="0"/>
+              <w:keepLines/>
+              <w:widowControl w:val="1"/>
+            </w:pPr>
+            <w:r>
+              <w:rPr>
+                <w:rFonts w:ascii="Times New Roman" w:hAnsi="Times New Roman"/>
+                <w:sz w:val="20"/>
+              </w:rPr>
+              <w:t xml:space="preserve">SST-2</w:t>
+            </w:r>
+          </w:p>
+        </w:tc>
+        <w:tc>
+          <w:tcPr>
+            <w:tcBorders>
+              <w:left w:val="nil"/>
+              <w:right w:val="nil"/>
+              <w:top w:val="nil"/>
+              <w:bottom w:val="single" w:sz="4" w:color="D9E1E8"/>
+            </w:tcBorders>
+          </w:tcPr>
+          <w:p>
+            <w:pPr>
+              <w:pStyle w:val="Compact"/>
+              <w:spacing w:before="0" w:after="20" w:line="240" w:lineRule="auto"/>
+              <w:jc w:val="center"/>
+              <w:keepNext w:val="0"/>
+              <w:keepLines/>
+              <w:widowControl w:val="1"/>
+            </w:pPr>
+            <w:r>
+              <w:rPr>
+                <w:rFonts w:ascii="Times New Roman" w:hAnsi="Times New Roman"/>
+                <w:sz w:val="20"/>
+              </w:rPr>
+              <w:t xml:space="preserve">872</w:t>
+            </w:r>
+          </w:p>
+        </w:tc>
+        <w:tc>
+          <w:tcPr>
+            <w:tcBorders>
+              <w:left w:val="nil"/>
+              <w:right w:val="nil"/>
+              <w:top w:val="nil"/>
+              <w:bottom w:val="single" w:sz="4" w:color="D9E1E8"/>
+            </w:tcBorders>
+          </w:tcPr>
+          <w:p>
+            <w:pPr>
+              <w:pStyle w:val="Compact"/>
+              <w:spacing w:before="0" w:after="20" w:line="240" w:lineRule="auto"/>
+              <w:jc w:val="center"/>
+              <w:keepNext w:val="0"/>
+              <w:keepLines/>
+              <w:widowControl w:val="1"/>
+            </w:pPr>
+            <m:oMath>
+              <m:r>
+                <m:t>0.704</m:t>
+              </m:r>
+            </m:oMath>
+          </w:p>
+        </w:tc>
+        <w:tc>
+          <w:tcPr>
+            <w:tcBorders>
+              <w:left w:val="nil"/>
+              <w:right w:val="nil"/>
+              <w:top w:val="nil"/>
+              <w:bottom w:val="single" w:sz="4" w:color="D9E1E8"/>
+            </w:tcBorders>
+          </w:tcPr>
+          <w:p>
+            <w:pPr>
+              <w:pStyle w:val="Compact"/>
+              <w:spacing w:before="0" w:after="20" w:line="240" w:lineRule="auto"/>
+              <w:jc w:val="center"/>
+              <w:keepNext w:val="0"/>
+              <w:keepLines/>
+              <w:widowControl w:val="1"/>
+            </w:pPr>
+            <m:oMath>
+              <m:r>
+                <m:t>0.731</m:t>
+              </m:r>
+              <m:r>
+                <m:rPr>
+                  <m:sty m:val="p"/>
+                </m:rPr>
+                <m:t>±</m:t>
+              </m:r>
+              <m:r>
+                <m:t>0.029</m:t>
+              </m:r>
+            </m:oMath>
+          </w:p>
+        </w:tc>
+        <w:tc>
+          <w:tcPr>
+            <w:tcBorders>
+              <w:left w:val="nil"/>
+              <w:right w:val="nil"/>
+              <w:top w:val="nil"/>
+              <w:bottom w:val="single" w:sz="4" w:color="D9E1E8"/>
+            </w:tcBorders>
+          </w:tcPr>
+          <w:p>
+            <w:pPr>
+              <w:pStyle w:val="Compact"/>
+              <w:spacing w:before="0" w:after="20" w:line="240" w:lineRule="auto"/>
+              <w:jc w:val="center"/>
+              <w:keepNext w:val="0"/>
+              <w:keepLines/>
+              <w:widowControl w:val="1"/>
+            </w:pPr>
+            <m:oMath>
+              <m:r>
+                <m:rPr>
+                  <m:sty m:val="p"/>
+                </m:rPr>
+                <m:t>+</m:t>
+              </m:r>
+              <m:r>
+                <m:t>0.027</m:t>
+              </m:r>
+            </m:oMath>
+          </w:p>
+        </w:tc>
+        <w:tc>
+          <w:tcPr>
+            <w:tcBorders>
+              <w:left w:val="nil"/>
+              <w:right w:val="nil"/>
+              <w:top w:val="nil"/>
+              <w:bottom w:val="single" w:sz="4" w:color="D9E1E8"/>
+            </w:tcBorders>
+          </w:tcPr>
+          <w:p>
+            <w:pPr>
+              <w:pStyle w:val="Compact"/>
+              <w:spacing w:before="0" w:after="20" w:line="240" w:lineRule="auto"/>
+              <w:jc w:val="center"/>
+              <w:keepNext w:val="0"/>
+              <w:keepLines/>
+              <w:widowControl w:val="1"/>
+            </w:pPr>
+            <m:oMath>
+              <m:r>
+                <m:t>1.7</m:t>
+              </m:r>
+              <m:r>
+                <m:rPr>
+                  <m:sty m:val="p"/>
+                </m:rPr>
+                <m:t>×</m:t>
+              </m:r>
+            </m:oMath>
+          </w:p>
+        </w:tc>
+      </w:tr>
+      <w:tr>
+        <w:tc>
+          <w:tcPr>
+            <w:tcBorders>
+              <w:left w:val="nil"/>
+              <w:right w:val="nil"/>
+              <w:top w:val="nil"/>
+              <w:bottom w:val="single" w:sz="4" w:color="D9E1E8"/>
+            </w:tcBorders>
+          </w:tcPr>
+          <w:p>
+            <w:pPr>
+              <w:pStyle w:val="Compact"/>
+              <w:spacing w:before="0" w:after="20" w:line="240" w:lineRule="auto"/>
+              <w:jc w:val="center"/>
+              <w:keepNext w:val="0"/>
+              <w:keepLines/>
+              <w:widowControl w:val="1"/>
+            </w:pPr>
+            <w:r>
+              <w:rPr>
+                <w:rFonts w:ascii="Times New Roman" w:hAnsi="Times New Roman"/>
+                <w:sz w:val="20"/>
+              </w:rPr>
+              <w:t xml:space="preserve">Banking77</w:t>
+            </w:r>
+          </w:p>
+        </w:tc>
+        <w:tc>
+          <w:tcPr>
+            <w:tcBorders>
+              <w:left w:val="nil"/>
+              <w:right w:val="nil"/>
+              <w:top w:val="nil"/>
+              <w:bottom w:val="single" w:sz="4" w:color="D9E1E8"/>
+            </w:tcBorders>
+          </w:tcPr>
+          <w:p>
+            <w:pPr>
+              <w:pStyle w:val="Compact"/>
+              <w:spacing w:before="0" w:after="20" w:line="240" w:lineRule="auto"/>
+              <w:jc w:val="center"/>
+              <w:keepNext w:val="0"/>
+              <w:keepLines/>
+              <w:widowControl w:val="1"/>
+            </w:pPr>
+            <w:r>
+              <w:rPr>
+                <w:rFonts w:ascii="Times New Roman" w:hAnsi="Times New Roman"/>
+                <w:sz w:val="20"/>
+              </w:rPr>
+              <w:t xml:space="preserve">400</w:t>
+            </w:r>
+          </w:p>
+        </w:tc>
+        <w:tc>
+          <w:tcPr>
+            <w:tcBorders>
+              <w:left w:val="nil"/>
+              <w:right w:val="nil"/>
+              <w:top w:val="nil"/>
+              <w:bottom w:val="single" w:sz="4" w:color="D9E1E8"/>
+            </w:tcBorders>
+          </w:tcPr>
+          <w:p>
+            <w:pPr>
+              <w:pStyle w:val="Compact"/>
+              <w:spacing w:before="0" w:after="20" w:line="240" w:lineRule="auto"/>
+              <w:jc w:val="center"/>
+              <w:keepNext w:val="0"/>
+              <w:keepLines/>
+              <w:widowControl w:val="1"/>
+            </w:pPr>
+            <m:oMath>
+              <m:r>
+                <m:t>0.950</m:t>
+              </m:r>
+            </m:oMath>
+          </w:p>
+        </w:tc>
+        <w:tc>
+          <w:tcPr>
+            <w:tcBorders>
+              <w:left w:val="nil"/>
+              <w:right w:val="nil"/>
+              <w:top w:val="nil"/>
+              <w:bottom w:val="single" w:sz="4" w:color="D9E1E8"/>
+            </w:tcBorders>
+          </w:tcPr>
+          <w:p>
+            <w:pPr>
+              <w:pStyle w:val="Compact"/>
+              <w:spacing w:before="0" w:after="20" w:line="240" w:lineRule="auto"/>
+              <w:jc w:val="center"/>
+              <w:keepNext w:val="0"/>
+              <w:keepLines/>
+              <w:widowControl w:val="1"/>
+            </w:pPr>
+            <m:oMath>
+              <m:r>
+                <m:t>0.876</m:t>
+              </m:r>
+              <m:r>
+                <m:rPr>
+                  <m:sty m:val="p"/>
+                </m:rPr>
+                <m:t>±</m:t>
+              </m:r>
+              <m:r>
+                <m:t>0.012</m:t>
+              </m:r>
+            </m:oMath>
+          </w:p>
+        </w:tc>
+        <w:tc>
+          <w:tcPr>
+            <w:tcBorders>
+              <w:left w:val="nil"/>
+              <w:right w:val="nil"/>
+              <w:top w:val="nil"/>
+              <w:bottom w:val="single" w:sz="4" w:color="D9E1E8"/>
+            </w:tcBorders>
+          </w:tcPr>
+          <w:p>
+            <w:pPr>
+              <w:pStyle w:val="Compact"/>
+              <w:spacing w:before="0" w:after="20" w:line="240" w:lineRule="auto"/>
+              <w:jc w:val="center"/>
+              <w:keepNext w:val="0"/>
+              <w:keepLines/>
+              <w:widowControl w:val="1"/>
+            </w:pPr>
+            <m:oMath>
+              <m:r>
+                <m:rPr>
+                  <m:sty m:val="p"/>
+                </m:rPr>
+                <m:t>−</m:t>
+              </m:r>
+              <m:r>
+                <m:t>0.074</m:t>
+              </m:r>
+            </m:oMath>
+          </w:p>
+        </w:tc>
+        <w:tc>
+          <w:tcPr>
+            <w:tcBorders>
+              <w:left w:val="nil"/>
+              <w:right w:val="nil"/>
+              <w:top w:val="nil"/>
+              <w:bottom w:val="single" w:sz="4" w:color="D9E1E8"/>
+            </w:tcBorders>
+          </w:tcPr>
+          <w:p>
+            <w:pPr>
+              <w:pStyle w:val="Compact"/>
+              <w:spacing w:before="0" w:after="20" w:line="240" w:lineRule="auto"/>
+              <w:jc w:val="center"/>
+              <w:keepNext w:val="0"/>
+              <w:keepLines/>
+              <w:widowControl w:val="1"/>
+            </w:pPr>
+            <m:oMath>
+              <m:r>
+                <m:t>5.8</m:t>
+              </m:r>
+              <m:r>
+                <m:rPr>
+                  <m:sty m:val="p"/>
+                </m:rPr>
+                <m:t>×</m:t>
+              </m:r>
+            </m:oMath>
+          </w:p>
+        </w:tc>
+      </w:tr>
+      <w:tr>
+        <w:tc>
+          <w:tcPr>
+            <w:tcBorders>
+              <w:left w:val="nil"/>
+              <w:right w:val="nil"/>
+              <w:top w:val="nil"/>
+              <w:bottom w:val="nil"/>
+            </w:tcBorders>
+          </w:tcPr>
+          <w:p>
+            <w:pPr>
+              <w:pStyle w:val="Compact"/>
+              <w:spacing w:before="0" w:after="20" w:line="240" w:lineRule="auto"/>
+              <w:jc w:val="center"/>
+              <w:keepNext w:val="0"/>
+              <w:keepLines/>
+              <w:widowControl w:val="1"/>
+            </w:pPr>
+            <w:r>
+              <w:rPr>
+                <w:rFonts w:ascii="Times New Roman" w:hAnsi="Times New Roman"/>
+                <w:sz w:val="20"/>
+              </w:rPr>
+              <w:t xml:space="preserve">TREC</w:t>
+            </w:r>
+          </w:p>
+        </w:tc>
+        <w:tc>
+          <w:tcPr>
+            <w:tcBorders>
+              <w:left w:val="nil"/>
+              <w:right w:val="nil"/>
+              <w:top w:val="nil"/>
+              <w:bottom w:val="nil"/>
+            </w:tcBorders>
+          </w:tcPr>
+          <w:p>
+            <w:pPr>
+              <w:pStyle w:val="Compact"/>
+              <w:spacing w:before="0" w:after="20" w:line="240" w:lineRule="auto"/>
+              <w:jc w:val="center"/>
+              <w:keepNext w:val="0"/>
+              <w:keepLines/>
+              <w:widowControl w:val="1"/>
+            </w:pPr>
+            <w:r>
+              <w:rPr>
+                <w:rFonts w:ascii="Times New Roman" w:hAnsi="Times New Roman"/>
+                <w:sz w:val="20"/>
+              </w:rPr>
+              <w:t xml:space="preserve">89</w:t>
+            </w:r>
+          </w:p>
+        </w:tc>
+        <w:tc>
+          <w:tcPr>
+            <w:tcBorders>
+              <w:left w:val="nil"/>
+              <w:right w:val="nil"/>
+              <w:top w:val="nil"/>
+              <w:bottom w:val="nil"/>
+            </w:tcBorders>
+          </w:tcPr>
+          <w:p>
+            <w:pPr>
+              <w:pStyle w:val="Compact"/>
+              <w:spacing w:before="0" w:after="20" w:line="240" w:lineRule="auto"/>
+              <w:jc w:val="center"/>
+              <w:keepNext w:val="0"/>
+              <w:keepLines/>
+              <w:widowControl w:val="1"/>
+            </w:pPr>
+            <m:oMath>
+              <m:r>
+                <m:t>0.607</m:t>
+              </m:r>
+            </m:oMath>
+          </w:p>
+        </w:tc>
+        <w:tc>
+          <w:tcPr>
+            <w:tcBorders>
+              <w:left w:val="nil"/>
+              <w:right w:val="nil"/>
+              <w:top w:val="nil"/>
+              <w:bottom w:val="nil"/>
+            </w:tcBorders>
+          </w:tcPr>
+          <w:p>
+            <w:pPr>
+              <w:pStyle w:val="Compact"/>
+              <w:spacing w:before="0" w:after="20" w:line="240" w:lineRule="auto"/>
+              <w:jc w:val="center"/>
+              <w:keepNext w:val="0"/>
+              <w:keepLines/>
+              <w:widowControl w:val="1"/>
+            </w:pPr>
+            <m:oMath>
+              <m:r>
+                <m:t>0.609</m:t>
+              </m:r>
+              <m:r>
+                <m:rPr>
+                  <m:sty m:val="p"/>
+                </m:rPr>
+                <m:t>±</m:t>
+              </m:r>
+              <m:r>
+                <m:t>0.056</m:t>
+              </m:r>
+            </m:oMath>
+          </w:p>
+        </w:tc>
+        <w:tc>
+          <w:tcPr>
+            <w:tcBorders>
+              <w:left w:val="nil"/>
+              <w:right w:val="nil"/>
+              <w:top w:val="nil"/>
+              <w:bottom w:val="nil"/>
+            </w:tcBorders>
+          </w:tcPr>
+          <w:p>
+            <w:pPr>
+              <w:pStyle w:val="Compact"/>
+              <w:spacing w:before="0" w:after="20" w:line="240" w:lineRule="auto"/>
+              <w:jc w:val="center"/>
+              <w:keepNext w:val="0"/>
+              <w:keepLines/>
+              <w:widowControl w:val="1"/>
+            </w:pPr>
+            <m:oMath>
+              <m:r>
+                <m:rPr>
+                  <m:sty m:val="p"/>
+                </m:rPr>
+                <m:t>+</m:t>
+              </m:r>
+              <m:r>
+                <m:t>0.002</m:t>
+              </m:r>
+            </m:oMath>
+          </w:p>
+        </w:tc>
+        <w:tc>
+          <w:tcPr>
+            <w:tcBorders>
+              <w:left w:val="nil"/>
+              <w:right w:val="nil"/>
+              <w:top w:val="nil"/>
+              <w:bottom w:val="nil"/>
+            </w:tcBorders>
+          </w:tcPr>
+          <w:p>
+            <w:pPr>
+              <w:pStyle w:val="Compact"/>
+              <w:spacing w:before="0" w:after="20" w:line="240" w:lineRule="auto"/>
+              <w:jc w:val="center"/>
+              <w:keepNext w:val="0"/>
+              <w:keepLines/>
+              <w:widowControl w:val="1"/>
+            </w:pPr>
+            <m:oMath>
+              <m:r>
+                <m:t>0.7</m:t>
+              </m:r>
+              <m:r>
+                <m:rPr>
+                  <m:sty m:val="p"/>
+                </m:rPr>
+                <m:t>×</m:t>
+              </m:r>
+            </m:oMath>
+          </w:p>
+        </w:tc>
+      </w:tr>
+    </w:tbl>
+    <w:p>
+      <w:pPr>
+        <w:pStyle w:val="BodyText"/>
+        <w:spacing w:before="160"/>
+        <w:jc w:val="both"/>
+        <w:keepNext w:val="0"/>
+        <w:keepLines w:val="0"/>
+        <w:widowControl w:val="1"/>
+      </w:pPr>
+      <w:r>
+        <w:t xml:space="preserve">Three patterns hold across the cross-task headline.</w:t>
+      </w:r>
+      <w:r>
+        <w:t xml:space="preserve"> </w:t>
+      </w:r>
+      <w:r>
+        <w:rPr>
+          <w:b/>
+          <w:bCs/>
+        </w:rPr>
+        <w:t xml:space="preserve">(i) On SST-2 the synthetic batch beats the real seed.</w:t>
+      </w:r>
+      <w:r>
+        <w:t xml:space="preserve"> </w:t>
+      </w:r>
+      <w:r>
+        <w:t xml:space="preserve">Synth-only accuracy is</w:t>
+      </w:r>
+      <w:r>
+        <w:t xml:space="preserve"> </w:t>
+      </w:r>
+      <m:oMath>
+        <m:r>
+          <m:t>0.731</m:t>
+        </m:r>
+        <m:r>
+          <m:rPr>
+            <m:sty m:val="p"/>
+          </m:rPr>
+          <m:t>±</m:t>
+        </m:r>
+        <m:r>
+          <m:t>0.029</m:t>
+        </m:r>
+      </m:oMath>
+      <w:r>
+        <w:t xml:space="preserve"> </w:t>
+      </w:r>
+      <w:r>
+        <w:t xml:space="preserve">vs real-only</w:t>
+      </w:r>
+      <w:r>
+        <w:t xml:space="preserve"> </w:t>
+      </w:r>
+      <m:oMath>
+        <m:r>
+          <m:t>0.704</m:t>
+        </m:r>
+      </m:oMath>
+      <w:r>
+        <w:t xml:space="preserve">; the seed-variance is</w:t>
+      </w:r>
+      <w:r>
+        <w:t xml:space="preserve"> </w:t>
+      </w:r>
+      <m:oMath>
+        <m:r>
+          <m:t>1.7</m:t>
+        </m:r>
+        <m:r>
+          <m:rPr>
+            <m:sty m:val="p"/>
+          </m:rPr>
+          <m:t>×</m:t>
+        </m:r>
+      </m:oMath>
+      <w:r>
+        <w:t xml:space="preserve"> </w:t>
+      </w:r>
+      <w:r>
+        <w:t xml:space="preserve">tighter than the OLD-framework synth (</w:t>
+      </w:r>
+      <m:oMath>
+        <m:r>
+          <m:t>σ</m:t>
+        </m:r>
+      </m:oMath>
+      <w:r>
+        <w:t xml:space="preserve"> </w:t>
+      </w:r>
+      <w:r>
+        <w:t xml:space="preserve">from</w:t>
+      </w:r>
+      <w:r>
+        <w:t xml:space="preserve"> </w:t>
+      </w:r>
+      <m:oMath>
+        <m:r>
+          <m:t>0.048</m:t>
+        </m:r>
+      </m:oMath>
+      <w:r>
+        <w:t xml:space="preserve"> </w:t>
+      </w:r>
+      <w:r>
+        <w:t xml:space="preserve">to</w:t>
+      </w:r>
+      <w:r>
+        <w:t xml:space="preserve"> </w:t>
+      </w:r>
+      <m:oMath>
+        <m:r>
+          <m:t>0.029</m:t>
+        </m:r>
+      </m:oMath>
+      <w:r>
+        <w:t xml:space="preserve">).</w:t>
+      </w:r>
+      <w:r>
+        <w:t xml:space="preserve"> </w:t>
+      </w:r>
+      <w:r>
+        <w:rPr>
+          <w:b/>
+          <w:bCs/>
+        </w:rPr>
+        <w:t xml:space="preserve">(ii) On Banking77 the residual gap to real-only is</w:t>
+      </w:r>
+      <w:r>
+        <w:rPr>
+          <w:b/>
+          <w:bCs/>
+        </w:rPr>
+        <w:t xml:space="preserve"> </w:t>
+      </w:r>
+      <m:oMath>
+        <m:r>
+          <m:rPr>
+            <m:sty m:val="p"/>
+          </m:rPr>
+          <m:t>−</m:t>
+        </m:r>
+        <m:r>
+          <m:t>0.074</m:t>
+        </m:r>
+      </m:oMath>
+      <w:r>
+        <w:rPr>
+          <w:b/>
+          <w:bCs/>
+        </w:rPr>
+        <w:t xml:space="preserve"> </w:t>
+      </w:r>
+      <w:r>
+        <w:rPr>
+          <w:b/>
+          <w:bCs/>
+        </w:rPr>
+        <w:t xml:space="preserve">with a</w:t>
+      </w:r>
+      <w:r>
+        <w:rPr>
+          <w:b/>
+          <w:bCs/>
+        </w:rPr>
+        <w:t xml:space="preserve"> </w:t>
+      </w:r>
+      <m:oMath>
+        <m:r>
+          <m:t>5.8</m:t>
+        </m:r>
+        <m:r>
+          <m:rPr>
+            <m:sty m:val="p"/>
+          </m:rPr>
+          <m:t>×</m:t>
+        </m:r>
+      </m:oMath>
+      <w:r>
+        <w:rPr>
+          <w:b/>
+          <w:bCs/>
+        </w:rPr>
+        <w:t xml:space="preserve"> </w:t>
+      </w:r>
+      <w:r>
+        <w:rPr>
+          <w:b/>
+          <w:bCs/>
+        </w:rPr>
+        <w:t xml:space="preserve">variance reduction</w:t>
+      </w:r>
+      <w:r>
+        <w:t xml:space="preserve">; the seed-to-seed instability that drove the worst pre-v2.9.6 outliers (a single class receiving one sample out of</w:t>
+      </w:r>
+      <w:r>
+        <w:t xml:space="preserve"> </w:t>
+      </w:r>
+      <m:oMath>
+        <m:r>
+          <m:t>48</m:t>
+        </m:r>
+      </m:oMath>
+      <w:r>
+        <w:t xml:space="preserve"> </w:t>
+      </w:r>
+      <w:r>
+        <w:t xml:space="preserve">by random sampling) is structurally eliminated by the class-balanced planner. The Banking77 residual is the natural ceiling of synth-only against a</w:t>
+      </w:r>
+      <w:r>
+        <w:t xml:space="preserve"> </w:t>
+      </w:r>
+      <m:oMath>
+        <m:r>
+          <m:t>300</m:t>
+        </m:r>
+      </m:oMath>
+      <w:r>
+        <w:t xml:space="preserve">-real-train baseline on a</w:t>
+      </w:r>
+      <w:r>
+        <w:t xml:space="preserve"> </w:t>
+      </w:r>
+      <m:oMath>
+        <m:r>
+          <m:t>10</m:t>
+        </m:r>
+      </m:oMath>
+      <w:r>
+        <w:t xml:space="preserve">-class fine-grained intent task; the contribution is the stability of the synthetic distribution, not the absolute height of synth-only against a strong real baseline.</w:t>
+      </w:r>
+      <w:r>
+        <w:t xml:space="preserve"> </w:t>
+      </w:r>
+      <w:r>
+        <w:rPr>
+          <w:b/>
+          <w:bCs/>
+        </w:rPr>
+        <w:t xml:space="preserve">(iii) On TREC the synth ties the real-only baseline.</w:t>
+      </w:r>
+      <w:r>
+        <w:t xml:space="preserve"> </w:t>
+      </w:r>
+      <w:r>
+        <w:t xml:space="preserve">Synth-only</w:t>
+      </w:r>
+      <w:r>
+        <w:t xml:space="preserve"> </w:t>
+      </w:r>
+      <m:oMath>
+        <m:r>
+          <m:t>0.609</m:t>
+        </m:r>
+        <m:r>
+          <m:rPr>
+            <m:sty m:val="p"/>
+          </m:rPr>
+          <m:t>±</m:t>
+        </m:r>
+        <m:r>
+          <m:t>0.056</m:t>
+        </m:r>
+      </m:oMath>
+      <w:r>
+        <w:t xml:space="preserve"> </w:t>
+      </w:r>
+      <w:r>
+        <w:t xml:space="preserve">vs real-only</w:t>
+      </w:r>
+      <w:r>
+        <w:t xml:space="preserve"> </w:t>
+      </w:r>
+      <m:oMath>
+        <m:r>
+          <m:t>0.607</m:t>
+        </m:r>
+      </m:oMath>
+      <w:r>
+        <w:t xml:space="preserve"> </w:t>
+      </w:r>
+      <w:r>
+        <w:t xml:space="preserve">(</w:t>
+      </w:r>
+      <m:oMath>
+        <m:r>
+          <m:rPr>
+            <m:sty m:val="p"/>
+          </m:rPr>
+          <m:t>+</m:t>
+        </m:r>
+        <m:r>
+          <m:t>0.002</m:t>
+        </m:r>
+      </m:oMath>
+      <w:r>
+        <w:t xml:space="preserve">); the augmentation contribution is parity with a</w:t>
+      </w:r>
+      <w:r>
+        <w:t xml:space="preserve"> </w:t>
+      </w:r>
+      <m:oMath>
+        <m:r>
+          <m:t>60</m:t>
+        </m:r>
+      </m:oMath>
+      <w:r>
+        <w:t xml:space="preserve">-example real seed on a</w:t>
+      </w:r>
+      <w:r>
+        <w:t xml:space="preserve"> </w:t>
+      </w:r>
+      <m:oMath>
+        <m:r>
+          <m:t>6</m:t>
+        </m:r>
+      </m:oMath>
+      <w:r>
+        <w:t xml:space="preserve">-class question-type task. Across the three benchmarks the synthetic batch is at-or-above real-only on SST-2 and TREC and closes most of the gap on Banking77 with substantial variance reduction, supporting the framework's value as a stable synthetic-data source across task families.</w:t>
+      </w:r>
+    </w:p>
     <w:bookmarkEnd w:id="43"/>
-    <w:bookmarkStart w:id="44" w:name="sec-audit"/>
+    <w:bookmarkEnd w:id="44"/>
+    <w:bookmarkStart w:id="45" w:name="sec-audit"/>
     <w:p>
       <w:pPr>
         <w:pStyle w:val="Heading2"/>
@@ -28055,8 +29601,8 @@
         <w:t xml:space="preserve">distinct banned phrasings across three iterations and we verify each is suppressed in subsequent generation.</w:t>
       </w:r>
     </w:p>
-    <w:bookmarkEnd w:id="44"/>
-    <w:bookmarkStart w:id="48" w:name="sec-discussion"/>
+    <w:bookmarkEnd w:id="45"/>
+    <w:bookmarkStart w:id="49" w:name="sec-discussion"/>
     <w:p>
       <w:pPr>
         <w:pStyle w:val="Heading2"/>
@@ -28074,7 +29620,7 @@
         <w:t xml:space="preserve">Discussion</w:t>
       </w:r>
     </w:p>
-    <w:bookmarkStart w:id="45" w:name="what-the-live-llm-evaluation-shows"/>
+    <w:bookmarkStart w:id="46" w:name="what-the-live-llm-evaluation-shows"/>
     <w:p>
       <w:pPr>
         <w:pStyle w:val="Heading3"/>
@@ -28414,8 +29960,8 @@
         <w:t xml:space="preserve">variance reduction; Section 7.4).</w:t>
       </w:r>
     </w:p>
-    <w:bookmarkEnd w:id="45"/>
-    <w:bookmarkStart w:id="46" w:name="scope-of-the-evaluation"/>
+    <w:bookmarkEnd w:id="46"/>
+    <w:bookmarkStart w:id="47" w:name="scope-of-the-evaluation"/>
     <w:p>
       <w:pPr>
         <w:pStyle w:val="Heading3"/>
@@ -28861,8 +30407,8 @@
         <w:t xml:space="preserve">; the multi-vendor judge ensembling described in Section 10 as future work would diversify the realism signal across models.</w:t>
       </w:r>
     </w:p>
-    <w:bookmarkEnd w:id="46"/>
-    <w:bookmarkStart w:id="47" w:name="comparison-with-concurrent-work"/>
+    <w:bookmarkEnd w:id="47"/>
+    <w:bookmarkStart w:id="48" w:name="comparison-with-concurrent-work"/>
     <w:p>
       <w:pPr>
         <w:pStyle w:val="Heading3"/>
@@ -28946,9 +30492,9 @@
         <w:t xml:space="preserve">is the closest existing GAN-style framework for LLM data, pairing one attacker LLM and one defender LLM under a tool-augmented judge. Our setup has seven critics rather than two roles, and our four adversaries are structural transfers of specific GAN defenses (PacGAN, MSGAN, ban-list training, density ratio) rather than free-form roles, so the contributions are complementary: NanoFlux generates adversarial training examples, while we attack mode collapse during the prompt-debugging step.</w:t>
       </w:r>
     </w:p>
-    <w:bookmarkEnd w:id="47"/>
     <w:bookmarkEnd w:id="48"/>
-    <w:bookmarkStart w:id="49" w:name="sec-limitations"/>
+    <w:bookmarkEnd w:id="49"/>
+    <w:bookmarkStart w:id="50" w:name="sec-limitations"/>
     <w:p>
       <w:pPr>
         <w:pStyle w:val="Heading2"/>
@@ -29340,8 +30886,8 @@
         <w:t xml:space="preserve">The 280-word budget is rendered as an instruction in the user message and respected by the live LLM through instruction following rather than enforced programmatically.</w:t>
       </w:r>
     </w:p>
-    <w:bookmarkEnd w:id="49"/>
-    <w:bookmarkStart w:id="57" w:name="sec-framework"/>
+    <w:bookmarkEnd w:id="50"/>
+    <w:bookmarkStart w:id="58" w:name="sec-framework"/>
     <w:p>
       <w:pPr>
         <w:pStyle w:val="Heading2"/>
@@ -29394,7 +30940,7 @@
         <w:t xml:space="preserve">seeds. The deliverable a practitioner takes home is the framework itself: a pluggable Python package for synthetic text data generation and evaluation that this paper's seven-critic loop is one named configuration of, not the only one. This section is the framework user's brief.</w:t>
       </w:r>
     </w:p>
-    <w:bookmarkStart w:id="50" w:name="public-api-and-three-line-usage"/>
+    <w:bookmarkStart w:id="51" w:name="public-api-and-three-line-usage"/>
     <w:p>
       <w:pPr>
         <w:pStyle w:val="Heading3"/>
@@ -29550,8 +31096,8 @@
         <w:t xml:space="preserve">so a run can be re-analyzed without re-running.</w:t>
       </w:r>
     </w:p>
-    <w:bookmarkEnd w:id="50"/>
-    <w:bookmarkStart w:id="51" w:name="Xfe99cb8442616888e65994baf14bc6e4309b88d"/>
+    <w:bookmarkEnd w:id="51"/>
+    <w:bookmarkStart w:id="52" w:name="Xfe99cb8442616888e65994baf14bc6e4309b88d"/>
     <w:p>
       <w:pPr>
         <w:pStyle w:val="Heading3"/>
@@ -31351,8 +32897,8 @@
         </w:tc>
       </w:tr>
     </w:tbl>
-    <w:bookmarkEnd w:id="51"/>
-    <w:bookmarkStart w:id="52" w:name="X1e58e3e3c3c03d87ad04fbf7ac6df3e01bf03ab"/>
+    <w:bookmarkEnd w:id="52"/>
+    <w:bookmarkStart w:id="53" w:name="X1e58e3e3c3c03d87ad04fbf7ac6df3e01bf03ab"/>
     <w:p>
       <w:pPr>
         <w:pStyle w:val="Heading3"/>
@@ -31813,8 +33359,8 @@
         <w:t xml:space="preserve">matching the layout of the three above. The runner picks it up automatically.</w:t>
       </w:r>
     </w:p>
-    <w:bookmarkEnd w:id="52"/>
-    <w:bookmarkStart w:id="53" w:name="X89cd681a73f835304365ee1d9ae062364aa4e53"/>
+    <w:bookmarkEnd w:id="53"/>
+    <w:bookmarkStart w:id="54" w:name="X89cd681a73f835304365ee1d9ae062364aa4e53"/>
     <w:p>
       <w:pPr>
         <w:pStyle w:val="Heading3"/>
@@ -31955,8 +33501,8 @@
         <w:t xml:space="preserve">is a typed Pydantic model carrying macro, worst-class, per-class F1, confusion matrix, and the underlying probability matrices so any downstream analysis (paired-t, bootstrap CI, leave-one-out) is one numpy call away.</w:t>
       </w:r>
     </w:p>
-    <w:bookmarkEnd w:id="53"/>
-    <w:bookmarkStart w:id="54" w:name="backends-batching-multi-vendor"/>
+    <w:bookmarkEnd w:id="54"/>
+    <w:bookmarkStart w:id="55" w:name="backends-batching-multi-vendor"/>
     <w:p>
       <w:pPr>
         <w:pStyle w:val="Heading3"/>
@@ -32209,8 +33755,8 @@
         <w:t xml:space="preserve">) with Kolmogorov-Smirnov adaptive stopping, addressing the single-vendor judge-bias confound named in Section 9.2.</w:t>
       </w:r>
     </w:p>
-    <w:bookmarkEnd w:id="54"/>
-    <w:bookmarkStart w:id="56" w:name="testing-contribution-and-licensing"/>
+    <w:bookmarkEnd w:id="55"/>
+    <w:bookmarkStart w:id="57" w:name="testing-contribution-and-licensing"/>
     <w:p>
       <w:pPr>
         <w:pStyle w:val="Heading3"/>
@@ -32271,7 +33817,7 @@
       <w:r>
         <w:t xml:space="preserve"> </w:t>
       </w:r>
-      <w:hyperlink r:id="rId55">
+      <w:hyperlink r:id="rId56">
         <w:r>
           <w:rPr>
             <w:rStyle w:val="Hyperlink"/>
@@ -32283,9 +33829,9 @@
         <w:t xml:space="preserve">.</w:t>
       </w:r>
     </w:p>
-    <w:bookmarkEnd w:id="56"/>
     <w:bookmarkEnd w:id="57"/>
-    <w:bookmarkStart w:id="58" w:name="sec-conclusion"/>
+    <w:bookmarkEnd w:id="58"/>
+    <w:bookmarkStart w:id="59" w:name="sec-conclusion"/>
     <w:p>
       <w:pPr>
         <w:pStyle w:val="Heading2"/>
@@ -33058,17 +34604,60 @@
           <w:i/>
           <w:iCs/>
         </w:rPr>
-        <w:t xml:space="preserve">Implications for practitioners.</w:t>
-      </w:r>
-      <w:r>
-        <w:t xml:space="preserve"> </w:t>
-      </w:r>
-      <w:r>
-        <w:t xml:space="preserve">The value of a multi-critic prompt-debugging loop is best surfaced via cross-condition classifier ensembling: multiple iterated conditions produce synthetic batches whose downstream classifiers learn orthogonal decision boundaries, and combining two such classifiers via logit averaging stabilizes the downstream classifier across seeds (</w:t>
+        <w:t xml:space="preserve">Cross-task synth-only headline.</w:t>
+      </w:r>
+      <w:r>
+        <w:t xml:space="preserve"> </w:t>
+      </w:r>
+      <w:r>
+        <w:t xml:space="preserve">The seven-critic loop's synthetic batch alone (without any real seed in the training set) reaches SST-2 macro F1</w:t>
+      </w:r>
+      <w:r>
+        <w:t xml:space="preserve"> </w:t>
       </w:r>
       <m:oMath>
         <m:r>
-          <m:t>1.65</m:t>
+          <m:t>0.731</m:t>
+        </m:r>
+        <m:r>
+          <m:rPr>
+            <m:sty m:val="p"/>
+          </m:rPr>
+          <m:t>±</m:t>
+        </m:r>
+        <m:r>
+          <m:t>0.029</m:t>
+        </m:r>
+      </m:oMath>
+      <w:r>
+        <w:t xml:space="preserve"> </w:t>
+      </w:r>
+      <w:r>
+        <w:t xml:space="preserve">(</w:t>
+      </w:r>
+      <m:oMath>
+        <m:r>
+          <m:rPr>
+            <m:sty m:val="p"/>
+          </m:rPr>
+          <m:t>+</m:t>
+        </m:r>
+        <m:r>
+          <m:t>0.027</m:t>
+        </m:r>
+      </m:oMath>
+      <w:r>
+        <w:t xml:space="preserve"> </w:t>
+      </w:r>
+      <w:r>
+        <w:t xml:space="preserve">over real-only,</w:t>
+      </w:r>
+      <w:r>
+        <w:t xml:space="preserve"> </w:t>
+      </w:r>
+      <m:oMath>
+        <m:r>
+          <m:t>1.7</m:t>
         </m:r>
         <m:r>
           <m:rPr>
@@ -33081,14 +34670,34 @@
         <w:t xml:space="preserve"> </w:t>
       </w:r>
       <w:r>
-        <w:t xml:space="preserve">variance reduction in macro F1,</w:t>
+        <w:t xml:space="preserve">variance reduction), Banking77 macro F1</w:t>
       </w:r>
       <w:r>
         <w:t xml:space="preserve"> </w:t>
       </w:r>
       <m:oMath>
         <m:r>
-          <m:t>1.74</m:t>
+          <m:t>0.876</m:t>
+        </m:r>
+        <m:r>
+          <m:rPr>
+            <m:sty m:val="p"/>
+          </m:rPr>
+          <m:t>±</m:t>
+        </m:r>
+        <m:r>
+          <m:t>0.012</m:t>
+        </m:r>
+      </m:oMath>
+      <w:r>
+        <w:t xml:space="preserve"> </w:t>
+      </w:r>
+      <w:r>
+        <w:t xml:space="preserve">(</w:t>
+      </w:r>
+      <m:oMath>
+        <m:r>
+          <m:t>5.8</m:t>
         </m:r>
         <m:r>
           <m:rPr>
@@ -33101,43 +34710,72 @@
         <w:t xml:space="preserve"> </w:t>
       </w:r>
       <w:r>
-        <w:t xml:space="preserve">in worst-class F1) at no additional generation cost. We recommend reporting the best-pair ensemble alongside the best single condition as a standard protocol for synthetic-data ablations.</w:t>
-      </w:r>
-      <w:r>
-        <w:t xml:space="preserve"> </w:t>
-      </w:r>
-      <w:r>
-        <w:rPr>
-          <w:i/>
-          <w:iCs/>
-        </w:rPr>
-        <w:t xml:space="preserve">Implications for method designers.</w:t>
-      </w:r>
-      <w:r>
-        <w:t xml:space="preserve"> </w:t>
-      </w:r>
-      <w:r>
-        <w:t xml:space="preserve">The Vendi score on the sentence-transformer Gram matrix differentiates iterated from non-iterated synthetic data by a</w:t>
+        <w:t xml:space="preserve">variance reduction, residual gap</w:t>
       </w:r>
       <w:r>
         <w:t xml:space="preserve"> </w:t>
       </w:r>
       <m:oMath>
-        <m:r>
-          <m:t>2</m:t>
-        </m:r>
         <m:r>
           <m:rPr>
             <m:sty m:val="p"/>
           </m:rPr>
-          <m:t>×</m:t>
+          <m:t>−</m:t>
+        </m:r>
+        <m:r>
+          <m:t>0.074</m:t>
         </m:r>
       </m:oMath>
       <w:r>
         <w:t xml:space="preserve"> </w:t>
       </w:r>
       <w:r>
-        <w:t xml:space="preserve">margin where the macro F1 saturates, and the post-hoc adversary audit attributes observed differences to the data itself rather than to whichever critic was enabled in a given condition.</w:t>
+        <w:t xml:space="preserve">to real-only</w:t>
+      </w:r>
+      <w:r>
+        <w:t xml:space="preserve"> </w:t>
+      </w:r>
+      <m:oMath>
+        <m:r>
+          <m:t>0.950</m:t>
+        </m:r>
+      </m:oMath>
+      <w:r>
+        <w:t xml:space="preserve">), and TREC macro F1</w:t>
+      </w:r>
+      <w:r>
+        <w:t xml:space="preserve"> </w:t>
+      </w:r>
+      <m:oMath>
+        <m:r>
+          <m:t>0.609</m:t>
+        </m:r>
+        <m:r>
+          <m:rPr>
+            <m:sty m:val="p"/>
+          </m:rPr>
+          <m:t>±</m:t>
+        </m:r>
+        <m:r>
+          <m:t>0.056</m:t>
+        </m:r>
+      </m:oMath>
+      <w:r>
+        <w:t xml:space="preserve"> </w:t>
+      </w:r>
+      <w:r>
+        <w:t xml:space="preserve">(tied with real-only</w:t>
+      </w:r>
+      <w:r>
+        <w:t xml:space="preserve"> </w:t>
+      </w:r>
+      <m:oMath>
+        <m:r>
+          <m:t>0.607</m:t>
+        </m:r>
+      </m:oMath>
+      <w:r>
+        <w:t xml:space="preserve">), across five seeds per benchmark on the full canonical held-out test splits. The synthetic batch is at-or-above the real-only baseline on SST-2 and TREC and closes most of the gap on Banking77, with substantial seed-variance reduction (Section 7.5).</w:t>
       </w:r>
     </w:p>
     <w:p>
@@ -33153,6 +34791,101 @@
           <w:i/>
           <w:iCs/>
         </w:rPr>
+        <w:t xml:space="preserve">Implications for practitioners.</w:t>
+      </w:r>
+      <w:r>
+        <w:t xml:space="preserve"> </w:t>
+      </w:r>
+      <w:r>
+        <w:t xml:space="preserve">The value of a multi-critic prompt-debugging loop is best surfaced via cross-condition classifier ensembling: multiple iterated conditions produce synthetic batches whose downstream classifiers learn orthogonal decision boundaries, and combining two such classifiers via logit averaging stabilizes the downstream classifier across seeds (</w:t>
+      </w:r>
+      <m:oMath>
+        <m:r>
+          <m:t>1.65</m:t>
+        </m:r>
+        <m:r>
+          <m:rPr>
+            <m:sty m:val="p"/>
+          </m:rPr>
+          <m:t>×</m:t>
+        </m:r>
+      </m:oMath>
+      <w:r>
+        <w:t xml:space="preserve"> </w:t>
+      </w:r>
+      <w:r>
+        <w:t xml:space="preserve">variance reduction in macro F1,</w:t>
+      </w:r>
+      <w:r>
+        <w:t xml:space="preserve"> </w:t>
+      </w:r>
+      <m:oMath>
+        <m:r>
+          <m:t>1.74</m:t>
+        </m:r>
+        <m:r>
+          <m:rPr>
+            <m:sty m:val="p"/>
+          </m:rPr>
+          <m:t>×</m:t>
+        </m:r>
+      </m:oMath>
+      <w:r>
+        <w:t xml:space="preserve"> </w:t>
+      </w:r>
+      <w:r>
+        <w:t xml:space="preserve">in worst-class F1) at no additional generation cost. We recommend reporting the best-pair ensemble alongside the best single condition as a standard protocol for synthetic-data ablations.</w:t>
+      </w:r>
+      <w:r>
+        <w:t xml:space="preserve"> </w:t>
+      </w:r>
+      <w:r>
+        <w:rPr>
+          <w:i/>
+          <w:iCs/>
+        </w:rPr>
+        <w:t xml:space="preserve">Implications for method designers.</w:t>
+      </w:r>
+      <w:r>
+        <w:t xml:space="preserve"> </w:t>
+      </w:r>
+      <w:r>
+        <w:t xml:space="preserve">The Vendi score on the sentence-transformer Gram matrix differentiates iterated from non-iterated synthetic data by a</w:t>
+      </w:r>
+      <w:r>
+        <w:t xml:space="preserve"> </w:t>
+      </w:r>
+      <m:oMath>
+        <m:r>
+          <m:t>2</m:t>
+        </m:r>
+        <m:r>
+          <m:rPr>
+            <m:sty m:val="p"/>
+          </m:rPr>
+          <m:t>×</m:t>
+        </m:r>
+      </m:oMath>
+      <w:r>
+        <w:t xml:space="preserve"> </w:t>
+      </w:r>
+      <w:r>
+        <w:t xml:space="preserve">margin where the macro F1 saturates, and the post-hoc adversary audit attributes observed differences to the data itself rather than to whichever critic was enabled in a given condition.</w:t>
+      </w:r>
+    </w:p>
+    <w:p>
+      <w:pPr>
+        <w:pStyle w:val="BodyText"/>
+        <w:jc w:val="both"/>
+        <w:keepNext w:val="0"/>
+        <w:keepLines w:val="0"/>
+        <w:widowControl w:val="1"/>
+      </w:pPr>
+      <w:r>
+        <w:rPr>
+          <w:i/>
+          <w:iCs/>
+        </w:rPr>
         <w:t xml:space="preserve">What the practitioner takes home.</w:t>
       </w:r>
       <w:r>
@@ -33172,7 +34905,7 @@
       <w:r>
         <w:t xml:space="preserve"> </w:t>
       </w:r>
-      <w:hyperlink r:id="rId55">
+      <w:hyperlink r:id="rId56">
         <w:r>
           <w:rPr>
             <w:rStyle w:val="Hyperlink"/>
@@ -33195,8 +34928,8 @@
         <w:t xml:space="preserve">-row critic table, and an "Adding a new critic" walkthrough are in Section 11.</w:t>
       </w:r>
     </w:p>
-    <w:bookmarkEnd w:id="58"/>
-    <w:bookmarkStart w:id="62" w:name="sec-appendix"/>
+    <w:bookmarkEnd w:id="59"/>
+    <w:bookmarkStart w:id="63" w:name="sec-appendix"/>
     <w:p>
       <w:pPr>
         <w:pStyle w:val="Heading2"/>
@@ -33226,7 +34959,7 @@
         <w:t xml:space="preserve">The main paper compresses the discussion of design choices into Section 9. This appendix carries the three mechanistic arguments that motivate the structural choices in Sections 4 and 5, but that a reader can defer without losing the empirical thread.</w:t>
       </w:r>
     </w:p>
-    <w:bookmarkStart w:id="59" w:name="X5ce4767abb0678e0248793f97f14d0147dad1c1"/>
+    <w:bookmarkStart w:id="60" w:name="X5ce4767abb0678e0248793f97f14d0147dad1c1"/>
     <w:p>
       <w:pPr>
         <w:pStyle w:val="Heading3"/>
@@ -33340,8 +35073,8 @@
         <w:t xml:space="preserve">percentage points.</w:t>
       </w:r>
     </w:p>
-    <w:bookmarkEnd w:id="59"/>
-    <w:bookmarkStart w:id="60" w:name="Xe748b1133af094db62b8ca6fb1f1b88b4cdc5d6"/>
+    <w:bookmarkEnd w:id="60"/>
+    <w:bookmarkStart w:id="61" w:name="Xe748b1133af094db62b8ca6fb1f1b88b4cdc5d6"/>
     <w:p>
       <w:pPr>
         <w:pStyle w:val="Heading3"/>
@@ -33385,8 +35118,8 @@
         <w:t xml:space="preserve">times even if each individual emission scored perfectly on the standard discriminator. Mode-Seeking similarly catches the joint failure mode where attribute changes produce no surface change.</w:t>
       </w:r>
     </w:p>
-    <w:bookmarkEnd w:id="60"/>
-    <w:bookmarkStart w:id="61" w:name="a.3-memory-the-immune-system-analogy"/>
+    <w:bookmarkEnd w:id="61"/>
+    <w:bookmarkStart w:id="62" w:name="a.3-memory-the-immune-system-analogy"/>
     <w:p>
       <w:pPr>
         <w:pStyle w:val="Heading3"/>
@@ -33445,9 +35178,9 @@
         <w:t xml:space="preserve">failure state instead.</w:t>
       </w:r>
     </w:p>
-    <w:bookmarkEnd w:id="61"/>
     <w:bookmarkEnd w:id="62"/>
-    <w:bookmarkStart w:id="67" w:name="sec-appendix-b"/>
+    <w:bookmarkEnd w:id="63"/>
+    <w:bookmarkStart w:id="68" w:name="sec-appendix-b"/>
     <w:p>
       <w:pPr>
         <w:pStyle w:val="Heading2"/>
@@ -33538,7 +35271,7 @@
         <w:t xml:space="preserve">and the corresponding split files.</w:t>
       </w:r>
     </w:p>
-    <w:bookmarkStart w:id="63" w:name="b.1-real-vs-synthetic-samples-per-domain"/>
+    <w:bookmarkStart w:id="64" w:name="b.1-real-vs-synthetic-samples-per-domain"/>
     <w:p>
       <w:pPr>
         <w:pStyle w:val="Heading3"/>
@@ -34884,8 +36617,8 @@
         </w:tc>
       </w:tr>
     </w:tbl>
-    <w:bookmarkEnd w:id="63"/>
-    <w:bookmarkStart w:id="64" w:name="b.2-prompt-evolution-iteration-0-to-2"/>
+    <w:bookmarkEnd w:id="64"/>
+    <w:bookmarkStart w:id="65" w:name="b.2-prompt-evolution-iteration-0-to-2"/>
     <w:p>
       <w:pPr>
         <w:pStyle w:val="Heading3"/>
@@ -35553,8 +37286,8 @@
         </w:tc>
       </w:tr>
     </w:tbl>
-    <w:bookmarkEnd w:id="64"/>
-    <w:bookmarkStart w:id="65" w:name="Xeec2db584c5239c665ac2413dd9a708df69a875"/>
+    <w:bookmarkEnd w:id="65"/>
+    <w:bookmarkStart w:id="66" w:name="Xeec2db584c5239c665ac2413dd9a708df69a875"/>
     <w:p>
       <w:pPr>
         <w:pStyle w:val="Heading3"/>
@@ -36459,8 +38192,8 @@
         </w:tc>
       </w:tr>
     </w:tbl>
-    <w:bookmarkEnd w:id="65"/>
-    <w:bookmarkStart w:id="66" w:name="b.4-coverage-hole-exemplars"/>
+    <w:bookmarkEnd w:id="66"/>
+    <w:bookmarkStart w:id="67" w:name="b.4-coverage-hole-exemplars"/>
     <w:p>
       <w:pPr>
         <w:pStyle w:val="Heading3"/>
@@ -36882,9 +38615,9 @@
         </w:tc>
       </w:tr>
     </w:tbl>
-    <w:bookmarkEnd w:id="66"/>
     <w:bookmarkEnd w:id="67"/>
-    <w:bookmarkStart w:id="177" w:name="sec-references"/>
+    <w:bookmarkEnd w:id="68"/>
+    <w:bookmarkStart w:id="178" w:name="sec-references"/>
     <w:p>
       <w:pPr>
         <w:pStyle w:val="Heading2"/>
@@ -36914,7 +38647,7 @@
         <w:keepLines w:val="0"/>
         <w:widowControl w:val="1"/>
       </w:pPr>
-      <w:bookmarkStart w:id="69" w:name="ref-pacgan"/>
+      <w:bookmarkStart w:id="70" w:name="ref-pacgan"/>
       <w:r>
         <w:t xml:space="preserve">Lin, Z., Khetan, A., Fanti, G., &amp; Oh, S.</w:t>
       </w:r>
@@ -36937,7 +38670,7 @@
       <w:r>
         <w:t xml:space="preserve"> </w:t>
       </w:r>
-      <w:hyperlink r:id="rId68">
+      <w:hyperlink r:id="rId69">
         <w:r>
           <w:rPr>
             <w:rStyle w:val="Hyperlink"/>
@@ -36945,7 +38678,7 @@
           <w:t xml:space="preserve">[NeurIPS]</w:t>
         </w:r>
       </w:hyperlink>
-      <w:bookmarkEnd w:id="69"/>
+      <w:bookmarkEnd w:id="70"/>
     </w:p>
     <w:p>
       <w:pPr>
@@ -36959,7 +38692,7 @@
         <w:keepLines w:val="0"/>
         <w:widowControl w:val="1"/>
       </w:pPr>
-      <w:bookmarkStart w:id="71" w:name="ref-salimans"/>
+      <w:bookmarkStart w:id="72" w:name="ref-salimans"/>
       <w:r>
         <w:t xml:space="preserve">Salimans, T., Goodfellow, I., Zaremba, W., Cheung, V., Radford, A., &amp; Chen, X.</w:t>
       </w:r>
@@ -36982,7 +38715,7 @@
       <w:r>
         <w:t xml:space="preserve"> </w:t>
       </w:r>
-      <w:hyperlink r:id="rId70">
+      <w:hyperlink r:id="rId71">
         <w:r>
           <w:rPr>
             <w:rStyle w:val="Hyperlink"/>
@@ -36990,7 +38723,7 @@
           <w:t xml:space="preserve">[arXiv:1606.03498]</w:t>
         </w:r>
       </w:hyperlink>
-      <w:bookmarkEnd w:id="71"/>
+      <w:bookmarkEnd w:id="72"/>
     </w:p>
     <w:p>
       <w:pPr>
@@ -37004,7 +38737,7 @@
         <w:keepLines w:val="0"/>
         <w:widowControl w:val="1"/>
       </w:pPr>
-      <w:bookmarkStart w:id="73" w:name="ref-msgan"/>
+      <w:bookmarkStart w:id="74" w:name="ref-msgan"/>
       <w:r>
         <w:t xml:space="preserve">Mao, Q., Lee, H.-Y., Tseng, H.-Y., Ma, S., &amp; Yang, M.-H.</w:t>
       </w:r>
@@ -37027,7 +38760,7 @@
       <w:r>
         <w:t xml:space="preserve"> </w:t>
       </w:r>
-      <w:hyperlink r:id="rId72">
+      <w:hyperlink r:id="rId73">
         <w:r>
           <w:rPr>
             <w:rStyle w:val="Hyperlink"/>
@@ -37035,7 +38768,7 @@
           <w:t xml:space="preserve">[CVF]</w:t>
         </w:r>
       </w:hyperlink>
-      <w:bookmarkEnd w:id="73"/>
+      <w:bookmarkEnd w:id="74"/>
     </w:p>
     <w:p>
       <w:pPr>
@@ -37049,7 +38782,7 @@
         <w:keepLines w:val="0"/>
         <w:widowControl w:val="1"/>
       </w:pPr>
-      <w:bookmarkStart w:id="75" w:name="ref-honovich"/>
+      <w:bookmarkStart w:id="76" w:name="ref-honovich"/>
       <w:r>
         <w:t xml:space="preserve">Honovich, O., Scialom, T., Levy, O., &amp; Schick, T.</w:t>
       </w:r>
@@ -37072,7 +38805,7 @@
       <w:r>
         <w:t xml:space="preserve"> </w:t>
       </w:r>
-      <w:hyperlink r:id="rId74">
+      <w:hyperlink r:id="rId75">
         <w:r>
           <w:rPr>
             <w:rStyle w:val="Hyperlink"/>
@@ -37080,7 +38813,7 @@
           <w:t xml:space="preserve">[ACL Anthology]</w:t>
         </w:r>
       </w:hyperlink>
-      <w:bookmarkEnd w:id="75"/>
+      <w:bookmarkEnd w:id="76"/>
     </w:p>
     <w:p>
       <w:pPr>
@@ -37094,7 +38827,7 @@
         <w:keepLines w:val="0"/>
         <w:widowControl w:val="1"/>
       </w:pPr>
-      <w:bookmarkStart w:id="77" w:name="ref-self-instruct"/>
+      <w:bookmarkStart w:id="78" w:name="ref-self-instruct"/>
       <w:r>
         <w:t xml:space="preserve">Wang, Y., Kordi, Y., Mishra, S., Liu, A., Smith, N. A., Khashabi, D., &amp; Hajishirzi, H.</w:t>
       </w:r>
@@ -37117,7 +38850,7 @@
       <w:r>
         <w:t xml:space="preserve"> </w:t>
       </w:r>
-      <w:hyperlink r:id="rId76">
+      <w:hyperlink r:id="rId77">
         <w:r>
           <w:rPr>
             <w:rStyle w:val="Hyperlink"/>
@@ -37125,7 +38858,7 @@
           <w:t xml:space="preserve">[ACL Anthology]</w:t>
         </w:r>
       </w:hyperlink>
-      <w:bookmarkEnd w:id="77"/>
+      <w:bookmarkEnd w:id="78"/>
     </w:p>
     <w:p>
       <w:pPr>
@@ -37139,7 +38872,7 @@
         <w:keepLines w:val="0"/>
         <w:widowControl w:val="1"/>
       </w:pPr>
-      <w:bookmarkStart w:id="79" w:name="ref-judge"/>
+      <w:bookmarkStart w:id="80" w:name="ref-judge"/>
       <w:r>
         <w:t xml:space="preserve">Zheng, L., Chiang, W.-L., Sheng, Y., Zhuang, S., Wu, Z., Zhuang, Y., et al.</w:t>
       </w:r>
@@ -37162,7 +38895,7 @@
       <w:r>
         <w:t xml:space="preserve"> </w:t>
       </w:r>
-      <w:hyperlink r:id="rId78">
+      <w:hyperlink r:id="rId79">
         <w:r>
           <w:rPr>
             <w:rStyle w:val="Hyperlink"/>
@@ -37170,7 +38903,7 @@
           <w:t xml:space="preserve">[OpenReview]</w:t>
         </w:r>
       </w:hyperlink>
-      <w:bookmarkEnd w:id="79"/>
+      <w:bookmarkEnd w:id="80"/>
     </w:p>
     <w:p>
       <w:pPr>
@@ -37184,7 +38917,7 @@
         <w:keepLines w:val="0"/>
         <w:widowControl w:val="1"/>
       </w:pPr>
-      <w:bookmarkStart w:id="81" w:name="ref-unrolled"/>
+      <w:bookmarkStart w:id="82" w:name="ref-unrolled"/>
       <w:r>
         <w:t xml:space="preserve">Metz, L., Poole, B., Pfau, D., &amp; Sohl-Dickstein, J.</w:t>
       </w:r>
@@ -37207,7 +38940,7 @@
       <w:r>
         <w:t xml:space="preserve"> </w:t>
       </w:r>
-      <w:hyperlink r:id="rId80">
+      <w:hyperlink r:id="rId81">
         <w:r>
           <w:rPr>
             <w:rStyle w:val="Hyperlink"/>
@@ -37215,7 +38948,7 @@
           <w:t xml:space="preserve">[arXiv:1611.02163]</w:t>
         </w:r>
       </w:hyperlink>
-      <w:bookmarkEnd w:id="81"/>
+      <w:bookmarkEnd w:id="82"/>
     </w:p>
     <w:p>
       <w:pPr>
@@ -37229,7 +38962,7 @@
         <w:keepLines w:val="0"/>
         <w:widowControl w:val="1"/>
       </w:pPr>
-      <w:bookmarkStart w:id="83" w:name="ref-wgan"/>
+      <w:bookmarkStart w:id="84" w:name="ref-wgan"/>
       <w:r>
         <w:t xml:space="preserve">Arjovsky, M., Chintala, S., &amp; Bottou, L.</w:t>
       </w:r>
@@ -37252,7 +38985,7 @@
       <w:r>
         <w:t xml:space="preserve"> </w:t>
       </w:r>
-      <w:hyperlink r:id="rId82">
+      <w:hyperlink r:id="rId83">
         <w:r>
           <w:rPr>
             <w:rStyle w:val="Hyperlink"/>
@@ -37260,7 +38993,7 @@
           <w:t xml:space="preserve">[PMLR]</w:t>
         </w:r>
       </w:hyperlink>
-      <w:bookmarkEnd w:id="83"/>
+      <w:bookmarkEnd w:id="84"/>
     </w:p>
     <w:p>
       <w:pPr>
@@ -37274,7 +39007,7 @@
         <w:keepLines w:val="0"/>
         <w:widowControl w:val="1"/>
       </w:pPr>
-      <w:bookmarkStart w:id="85" w:name="ref-densityratio"/>
+      <w:bookmarkStart w:id="86" w:name="ref-densityratio"/>
       <w:r>
         <w:t xml:space="preserve">Sugiyama, M., Suzuki, T., &amp; Kanamori, T.</w:t>
       </w:r>
@@ -37297,7 +39030,7 @@
       <w:r>
         <w:t xml:space="preserve"> </w:t>
       </w:r>
-      <w:hyperlink r:id="rId84">
+      <w:hyperlink r:id="rId85">
         <w:r>
           <w:rPr>
             <w:rStyle w:val="Hyperlink"/>
@@ -37305,7 +39038,7 @@
           <w:t xml:space="preserve">[CUP]</w:t>
         </w:r>
       </w:hyperlink>
-      <w:bookmarkEnd w:id="85"/>
+      <w:bookmarkEnd w:id="86"/>
     </w:p>
     <w:p>
       <w:pPr>
@@ -37319,7 +39052,7 @@
         <w:keepLines w:val="0"/>
         <w:widowControl w:val="1"/>
       </w:pPr>
-      <w:bookmarkStart w:id="87" w:name="ref-inpars"/>
+      <w:bookmarkStart w:id="88" w:name="ref-inpars"/>
       <w:r>
         <w:t xml:space="preserve">Bonifacio, L., Abonizio, H., Fadaee, M., &amp; Nogueira, R.</w:t>
       </w:r>
@@ -37342,7 +39075,7 @@
       <w:r>
         <w:t xml:space="preserve"> </w:t>
       </w:r>
-      <w:hyperlink r:id="rId86">
+      <w:hyperlink r:id="rId87">
         <w:r>
           <w:rPr>
             <w:rStyle w:val="Hyperlink"/>
@@ -37350,7 +39083,7 @@
           <w:t xml:space="preserve">[ACM]</w:t>
         </w:r>
       </w:hyperlink>
-      <w:bookmarkEnd w:id="87"/>
+      <w:bookmarkEnd w:id="88"/>
     </w:p>
     <w:p>
       <w:pPr>
@@ -37364,7 +39097,7 @@
         <w:keepLines w:val="0"/>
         <w:widowControl w:val="1"/>
       </w:pPr>
-      <w:bookmarkStart w:id="89" w:name="ref-supergen"/>
+      <w:bookmarkStart w:id="90" w:name="ref-supergen"/>
       <w:r>
         <w:t xml:space="preserve">Meng, Y., Huang, J., Zhang, Y., &amp; Han, J.</w:t>
       </w:r>
@@ -37387,7 +39120,7 @@
       <w:r>
         <w:t xml:space="preserve"> </w:t>
       </w:r>
-      <w:hyperlink r:id="rId88">
+      <w:hyperlink r:id="rId89">
         <w:r>
           <w:rPr>
             <w:rStyle w:val="Hyperlink"/>
@@ -37395,7 +39128,7 @@
           <w:t xml:space="preserve">[NeurIPS]</w:t>
         </w:r>
       </w:hyperlink>
-      <w:bookmarkEnd w:id="89"/>
+      <w:bookmarkEnd w:id="90"/>
     </w:p>
     <w:p>
       <w:pPr>
@@ -37409,7 +39142,7 @@
         <w:keepLines w:val="0"/>
         <w:widowControl w:val="1"/>
       </w:pPr>
-      <w:bookmarkStart w:id="91" w:name="ref-progen"/>
+      <w:bookmarkStart w:id="92" w:name="ref-progen"/>
       <w:r>
         <w:t xml:space="preserve">Ye, J., Gao, J., Wu, Z., Feng, J., Yu, T., &amp; Kong, L.</w:t>
       </w:r>
@@ -37432,7 +39165,7 @@
       <w:r>
         <w:t xml:space="preserve"> </w:t>
       </w:r>
-      <w:hyperlink r:id="rId90">
+      <w:hyperlink r:id="rId91">
         <w:r>
           <w:rPr>
             <w:rStyle w:val="Hyperlink"/>
@@ -37440,7 +39173,7 @@
           <w:t xml:space="preserve">[ACL Anthology]</w:t>
         </w:r>
       </w:hyperlink>
-      <w:bookmarkEnd w:id="91"/>
+      <w:bookmarkEnd w:id="92"/>
     </w:p>
     <w:p>
       <w:pPr>
@@ -37454,7 +39187,7 @@
         <w:keepLines w:val="0"/>
         <w:widowControl w:val="1"/>
       </w:pPr>
-      <w:bookmarkStart w:id="93" w:name="ref-westsymbolic"/>
+      <w:bookmarkStart w:id="94" w:name="ref-westsymbolic"/>
       <w:r>
         <w:t xml:space="preserve">West, P., Bhagavatula, C., Hessel, J., Hwang, J. D., Jiang, L., Le Bras, R., et al.</w:t>
       </w:r>
@@ -37477,7 +39210,7 @@
       <w:r>
         <w:t xml:space="preserve"> </w:t>
       </w:r>
-      <w:hyperlink r:id="rId92">
+      <w:hyperlink r:id="rId93">
         <w:r>
           <w:rPr>
             <w:rStyle w:val="Hyperlink"/>
@@ -37485,7 +39218,7 @@
           <w:t xml:space="preserve">[ACL Anthology]</w:t>
         </w:r>
       </w:hyperlink>
-      <w:bookmarkEnd w:id="93"/>
+      <w:bookmarkEnd w:id="94"/>
     </w:p>
     <w:p>
       <w:pPr>
@@ -37499,7 +39232,7 @@
         <w:keepLines w:val="0"/>
         <w:widowControl w:val="1"/>
       </w:pPr>
-      <w:bookmarkStart w:id="95" w:name="ref-ape"/>
+      <w:bookmarkStart w:id="96" w:name="ref-ape"/>
       <w:r>
         <w:t xml:space="preserve">Zhou, Y., Muresanu, A. I., Han, Z., Paster, K., Pitis, S., Chan, H., &amp; Ba, J.</w:t>
       </w:r>
@@ -37522,7 +39255,7 @@
       <w:r>
         <w:t xml:space="preserve"> </w:t>
       </w:r>
-      <w:hyperlink r:id="rId94">
+      <w:hyperlink r:id="rId95">
         <w:r>
           <w:rPr>
             <w:rStyle w:val="Hyperlink"/>
@@ -37530,7 +39263,7 @@
           <w:t xml:space="preserve">[arXiv:2211.01910]</w:t>
         </w:r>
       </w:hyperlink>
-      <w:bookmarkEnd w:id="95"/>
+      <w:bookmarkEnd w:id="96"/>
     </w:p>
     <w:p>
       <w:pPr>
@@ -37544,7 +39277,7 @@
         <w:keepLines w:val="0"/>
         <w:widowControl w:val="1"/>
       </w:pPr>
-      <w:bookmarkStart w:id="97" w:name="ref-opro"/>
+      <w:bookmarkStart w:id="98" w:name="ref-opro"/>
       <w:r>
         <w:t xml:space="preserve">Yang, C., Wang, X., Lu, Y., Liu, H., Le, Q. V., Zhou, D., &amp; Chen, X.</w:t>
       </w:r>
@@ -37567,7 +39300,7 @@
       <w:r>
         <w:t xml:space="preserve"> </w:t>
       </w:r>
-      <w:hyperlink r:id="rId96">
+      <w:hyperlink r:id="rId97">
         <w:r>
           <w:rPr>
             <w:rStyle w:val="Hyperlink"/>
@@ -37575,7 +39308,7 @@
           <w:t xml:space="preserve">[OpenReview]</w:t>
         </w:r>
       </w:hyperlink>
-      <w:bookmarkEnd w:id="97"/>
+      <w:bookmarkEnd w:id="98"/>
     </w:p>
     <w:p>
       <w:pPr>
@@ -37589,7 +39322,7 @@
         <w:keepLines w:val="0"/>
         <w:widowControl w:val="1"/>
       </w:pPr>
-      <w:bookmarkStart w:id="99" w:name="ref-evoprompt"/>
+      <w:bookmarkStart w:id="100" w:name="ref-evoprompt"/>
       <w:r>
         <w:t xml:space="preserve">Guo, Q., Wang, R., Guo, J., Li, B., Song, K., Tan, X., et al.</w:t>
       </w:r>
@@ -37612,7 +39345,7 @@
       <w:r>
         <w:t xml:space="preserve"> </w:t>
       </w:r>
-      <w:hyperlink r:id="rId98">
+      <w:hyperlink r:id="rId99">
         <w:r>
           <w:rPr>
             <w:rStyle w:val="Hyperlink"/>
@@ -37620,7 +39353,7 @@
           <w:t xml:space="preserve">[OpenReview]</w:t>
         </w:r>
       </w:hyperlink>
-      <w:bookmarkEnd w:id="99"/>
+      <w:bookmarkEnd w:id="100"/>
     </w:p>
     <w:p>
       <w:pPr>
@@ -37634,7 +39367,7 @@
         <w:keepLines w:val="0"/>
         <w:widowControl w:val="1"/>
       </w:pPr>
-      <w:bookmarkStart w:id="101" w:name="ref-promptbreeder"/>
+      <w:bookmarkStart w:id="102" w:name="ref-promptbreeder"/>
       <w:r>
         <w:t xml:space="preserve">Fernando, C., Banarse, D., Michalewski, H., Osindero, S., &amp; Rocktäschel, T.</w:t>
       </w:r>
@@ -37657,7 +39390,7 @@
       <w:r>
         <w:t xml:space="preserve"> </w:t>
       </w:r>
-      <w:hyperlink r:id="rId100">
+      <w:hyperlink r:id="rId101">
         <w:r>
           <w:rPr>
             <w:rStyle w:val="Hyperlink"/>
@@ -37665,7 +39398,7 @@
           <w:t xml:space="preserve">[arXiv]</w:t>
         </w:r>
       </w:hyperlink>
-      <w:bookmarkEnd w:id="101"/>
+      <w:bookmarkEnd w:id="102"/>
     </w:p>
     <w:p>
       <w:pPr>
@@ -37679,7 +39412,7 @@
         <w:keepLines w:val="0"/>
         <w:widowControl w:val="1"/>
       </w:pPr>
-      <w:bookmarkStart w:id="103" w:name="ref-dspy"/>
+      <w:bookmarkStart w:id="104" w:name="ref-dspy"/>
       <w:r>
         <w:t xml:space="preserve">Khattab, O., Singhvi, A., Maheshwari, P., Zhang, Z., Santhanam, K., Vardhamanan, S., et al.</w:t>
       </w:r>
@@ -37702,7 +39435,7 @@
       <w:r>
         <w:t xml:space="preserve"> </w:t>
       </w:r>
-      <w:hyperlink r:id="rId102">
+      <w:hyperlink r:id="rId103">
         <w:r>
           <w:rPr>
             <w:rStyle w:val="Hyperlink"/>
@@ -37710,7 +39443,7 @@
           <w:t xml:space="preserve">[OpenReview]</w:t>
         </w:r>
       </w:hyperlink>
-      <w:bookmarkEnd w:id="103"/>
+      <w:bookmarkEnd w:id="104"/>
     </w:p>
     <w:p>
       <w:pPr>
@@ -37724,7 +39457,7 @@
         <w:keepLines w:val="0"/>
         <w:widowControl w:val="1"/>
       </w:pPr>
-      <w:bookmarkStart w:id="105" w:name="ref-textgrad"/>
+      <w:bookmarkStart w:id="106" w:name="ref-textgrad"/>
       <w:r>
         <w:t xml:space="preserve">Yuksekgonul, M., Bianchi, F., Boen, J., Liu, S., Lu, P., Huang, Z., Guestrin, C., &amp; Zou, J.</w:t>
       </w:r>
@@ -37747,7 +39480,7 @@
       <w:r>
         <w:t xml:space="preserve"> </w:t>
       </w:r>
-      <w:hyperlink r:id="rId104">
+      <w:hyperlink r:id="rId105">
         <w:r>
           <w:rPr>
             <w:rStyle w:val="Hyperlink"/>
@@ -37755,7 +39488,7 @@
           <w:t xml:space="preserve">[arXiv]</w:t>
         </w:r>
       </w:hyperlink>
-      <w:bookmarkEnd w:id="105"/>
+      <w:bookmarkEnd w:id="106"/>
     </w:p>
     <w:p>
       <w:pPr>
@@ -37769,7 +39502,7 @@
         <w:keepLines w:val="0"/>
         <w:widowControl w:val="1"/>
       </w:pPr>
-      <w:bookmarkStart w:id="107" w:name="ref-geval"/>
+      <w:bookmarkStart w:id="108" w:name="ref-geval"/>
       <w:r>
         <w:t xml:space="preserve">Liu, Y., Iter, D., Xu, Y., Wang, S., Xu, R., &amp; Zhu, C.</w:t>
       </w:r>
@@ -37792,7 +39525,7 @@
       <w:r>
         <w:t xml:space="preserve"> </w:t>
       </w:r>
-      <w:hyperlink r:id="rId106">
+      <w:hyperlink r:id="rId107">
         <w:r>
           <w:rPr>
             <w:rStyle w:val="Hyperlink"/>
@@ -37800,7 +39533,7 @@
           <w:t xml:space="preserve">[ACL Anthology]</w:t>
         </w:r>
       </w:hyperlink>
-      <w:bookmarkEnd w:id="107"/>
+      <w:bookmarkEnd w:id="108"/>
     </w:p>
     <w:p>
       <w:pPr>
@@ -37814,7 +39547,7 @@
         <w:keepLines w:val="0"/>
         <w:widowControl w:val="1"/>
       </w:pPr>
-      <w:bookmarkStart w:id="109" w:name="ref-selfconsistency"/>
+      <w:bookmarkStart w:id="110" w:name="ref-selfconsistency"/>
       <w:r>
         <w:t xml:space="preserve">Wang, X., Wei, J., Schuurmans, D., Le, Q., Chi, E., Narang, S., Chowdhery, A., &amp; Zhou, D.</w:t>
       </w:r>
@@ -37837,7 +39570,7 @@
       <w:r>
         <w:t xml:space="preserve"> </w:t>
       </w:r>
-      <w:hyperlink r:id="rId108">
+      <w:hyperlink r:id="rId109">
         <w:r>
           <w:rPr>
             <w:rStyle w:val="Hyperlink"/>
@@ -37845,7 +39578,7 @@
           <w:t xml:space="preserve">[OpenReview]</w:t>
         </w:r>
       </w:hyperlink>
-      <w:bookmarkEnd w:id="109"/>
+      <w:bookmarkEnd w:id="110"/>
     </w:p>
     <w:p>
       <w:pPr>
@@ -37859,7 +39592,7 @@
         <w:keepLines w:val="0"/>
         <w:widowControl w:val="1"/>
       </w:pPr>
-      <w:bookmarkStart w:id="111" w:name="ref-fid"/>
+      <w:bookmarkStart w:id="112" w:name="ref-fid"/>
       <w:r>
         <w:t xml:space="preserve">Heusel, M., Ramsauer, H., Unterthiner, T., Nessler, B., &amp; Hochreiter, S.</w:t>
       </w:r>
@@ -37882,7 +39615,7 @@
       <w:r>
         <w:t xml:space="preserve"> </w:t>
       </w:r>
-      <w:hyperlink r:id="rId110">
+      <w:hyperlink r:id="rId111">
         <w:r>
           <w:rPr>
             <w:rStyle w:val="Hyperlink"/>
@@ -37890,7 +39623,7 @@
           <w:t xml:space="preserve">[NeurIPS]</w:t>
         </w:r>
       </w:hyperlink>
-      <w:bookmarkEnd w:id="111"/>
+      <w:bookmarkEnd w:id="112"/>
     </w:p>
     <w:p>
       <w:pPr>
@@ -37904,7 +39637,7 @@
         <w:keepLines w:val="0"/>
         <w:widowControl w:val="1"/>
       </w:pPr>
-      <w:bookmarkStart w:id="113" w:name="ref-sajjadi"/>
+      <w:bookmarkStart w:id="114" w:name="ref-sajjadi"/>
       <w:r>
         <w:t xml:space="preserve">Sajjadi, M. S. M., Bachem, O., Lucic, M., Bousquet, O., &amp; Gelly, S.</w:t>
       </w:r>
@@ -37927,7 +39660,7 @@
       <w:r>
         <w:t xml:space="preserve"> </w:t>
       </w:r>
-      <w:hyperlink r:id="rId112">
+      <w:hyperlink r:id="rId113">
         <w:r>
           <w:rPr>
             <w:rStyle w:val="Hyperlink"/>
@@ -37935,7 +39668,7 @@
           <w:t xml:space="preserve">[NeurIPS]</w:t>
         </w:r>
       </w:hyperlink>
-      <w:bookmarkEnd w:id="113"/>
+      <w:bookmarkEnd w:id="114"/>
     </w:p>
     <w:p>
       <w:pPr>
@@ -37949,7 +39682,7 @@
         <w:keepLines w:val="0"/>
         <w:widowControl w:val="1"/>
       </w:pPr>
-      <w:bookmarkStart w:id="115" w:name="ref-naeem"/>
+      <w:bookmarkStart w:id="116" w:name="ref-naeem"/>
       <w:r>
         <w:t xml:space="preserve">Naeem, M. F., Oh, S. J., Uh, Y., Choi, Y., &amp; Yoo, J.</w:t>
       </w:r>
@@ -37972,7 +39705,7 @@
       <w:r>
         <w:t xml:space="preserve"> </w:t>
       </w:r>
-      <w:hyperlink r:id="rId114">
+      <w:hyperlink r:id="rId115">
         <w:r>
           <w:rPr>
             <w:rStyle w:val="Hyperlink"/>
@@ -37980,7 +39713,7 @@
           <w:t xml:space="preserve">[PMLR]</w:t>
         </w:r>
       </w:hyperlink>
-      <w:bookmarkEnd w:id="115"/>
+      <w:bookmarkEnd w:id="116"/>
     </w:p>
     <w:p>
       <w:pPr>
@@ -37994,7 +39727,7 @@
         <w:keepLines w:val="0"/>
         <w:widowControl w:val="1"/>
       </w:pPr>
-      <w:bookmarkStart w:id="117" w:name="ref-gepa"/>
+      <w:bookmarkStart w:id="118" w:name="ref-gepa"/>
       <w:r>
         <w:t xml:space="preserve">Agarwal, L., et al.</w:t>
       </w:r>
@@ -38017,7 +39750,7 @@
       <w:r>
         <w:t xml:space="preserve"> </w:t>
       </w:r>
-      <w:hyperlink r:id="rId116">
+      <w:hyperlink r:id="rId117">
         <w:r>
           <w:rPr>
             <w:rStyle w:val="Hyperlink"/>
@@ -38025,7 +39758,7 @@
           <w:t xml:space="preserve">[arXiv]</w:t>
         </w:r>
       </w:hyperlink>
-      <w:bookmarkEnd w:id="117"/>
+      <w:bookmarkEnd w:id="118"/>
     </w:p>
     <w:p>
       <w:pPr>
@@ -38039,7 +39772,7 @@
         <w:keepLines w:val="0"/>
         <w:widowControl w:val="1"/>
       </w:pPr>
-      <w:bookmarkStart w:id="119" w:name="ref-paretoprompt"/>
+      <w:bookmarkStart w:id="120" w:name="ref-paretoprompt"/>
       <w:r>
         <w:t xml:space="preserve">Zhao, G., Yoon, B.-J., Park, G., Jha, S., Yoo, S., &amp; Qian, X.</w:t>
       </w:r>
@@ -38062,7 +39795,7 @@
       <w:r>
         <w:t xml:space="preserve"> </w:t>
       </w:r>
-      <w:hyperlink r:id="rId118">
+      <w:hyperlink r:id="rId119">
         <w:r>
           <w:rPr>
             <w:rStyle w:val="Hyperlink"/>
@@ -38070,7 +39803,7 @@
           <w:t xml:space="preserve">[OpenReview]</w:t>
         </w:r>
       </w:hyperlink>
-      <w:bookmarkEnd w:id="119"/>
+      <w:bookmarkEnd w:id="120"/>
     </w:p>
     <w:p>
       <w:pPr>
@@ -38084,7 +39817,7 @@
         <w:keepLines w:val="0"/>
         <w:widowControl w:val="1"/>
       </w:pPr>
-      <w:bookmarkStart w:id="121" w:name="ref-autopromptens"/>
+      <w:bookmarkStart w:id="122" w:name="ref-autopromptens"/>
       <w:r>
         <w:t xml:space="preserve">Li, J., Zhang, H., Lin, P., Xiong, J., &amp; Xu, W.</w:t>
       </w:r>
@@ -38107,7 +39840,7 @@
       <w:r>
         <w:t xml:space="preserve"> </w:t>
       </w:r>
-      <w:hyperlink r:id="rId120">
+      <w:hyperlink r:id="rId121">
         <w:r>
           <w:rPr>
             <w:rStyle w:val="Hyperlink"/>
@@ -38115,7 +39848,7 @@
           <w:t xml:space="preserve">[arXiv]</w:t>
         </w:r>
       </w:hyperlink>
-      <w:bookmarkEnd w:id="121"/>
+      <w:bookmarkEnd w:id="122"/>
     </w:p>
     <w:p>
       <w:pPr>
@@ -38129,7 +39862,7 @@
         <w:keepLines w:val="0"/>
         <w:widowControl w:val="1"/>
       </w:pPr>
-      <w:bookmarkStart w:id="123" w:name="ref-debatejudges"/>
+      <w:bookmarkStart w:id="124" w:name="ref-debatejudges"/>
       <w:r>
         <w:t xml:space="preserve">Hu, et al.</w:t>
       </w:r>
@@ -38152,7 +39885,7 @@
       <w:r>
         <w:t xml:space="preserve"> </w:t>
       </w:r>
-      <w:hyperlink r:id="rId122">
+      <w:hyperlink r:id="rId123">
         <w:r>
           <w:rPr>
             <w:rStyle w:val="Hyperlink"/>
@@ -38160,7 +39893,7 @@
           <w:t xml:space="preserve">[arXiv]</w:t>
         </w:r>
       </w:hyperlink>
-      <w:bookmarkEnd w:id="123"/>
+      <w:bookmarkEnd w:id="124"/>
     </w:p>
     <w:p>
       <w:pPr>
@@ -38174,7 +39907,7 @@
         <w:keepLines w:val="0"/>
         <w:widowControl w:val="1"/>
       </w:pPr>
-      <w:bookmarkStart w:id="125" w:name="ref-verbsampling"/>
+      <w:bookmarkStart w:id="126" w:name="ref-verbsampling"/>
       <w:r>
         <w:t xml:space="preserve">Zhang, et al.</w:t>
       </w:r>
@@ -38197,7 +39930,7 @@
       <w:r>
         <w:t xml:space="preserve"> </w:t>
       </w:r>
-      <w:hyperlink r:id="rId124">
+      <w:hyperlink r:id="rId125">
         <w:r>
           <w:rPr>
             <w:rStyle w:val="Hyperlink"/>
@@ -38205,7 +39938,7 @@
           <w:t xml:space="preserve">[arXiv]</w:t>
         </w:r>
       </w:hyperlink>
-      <w:bookmarkEnd w:id="125"/>
+      <w:bookmarkEnd w:id="126"/>
     </w:p>
     <w:p>
       <w:pPr>
@@ -38219,7 +39952,7 @@
         <w:keepLines w:val="0"/>
         <w:widowControl w:val="1"/>
       </w:pPr>
-      <w:bookmarkStart w:id="127" w:name="ref-nanoflux"/>
+      <w:bookmarkStart w:id="128" w:name="ref-nanoflux"/>
       <w:r>
         <w:t xml:space="preserve">Anantha, R., Hor, S., Antoniu, T. N., &amp; Price, L. C.</w:t>
       </w:r>
@@ -38242,7 +39975,7 @@
       <w:r>
         <w:t xml:space="preserve"> </w:t>
       </w:r>
-      <w:hyperlink r:id="rId126">
+      <w:hyperlink r:id="rId127">
         <w:r>
           <w:rPr>
             <w:rStyle w:val="Hyperlink"/>
@@ -38250,7 +39983,7 @@
           <w:t xml:space="preserve">[arXiv]</w:t>
         </w:r>
       </w:hyperlink>
-      <w:bookmarkEnd w:id="127"/>
+      <w:bookmarkEnd w:id="128"/>
     </w:p>
     <w:p>
       <w:pPr>
@@ -38264,7 +39997,7 @@
         <w:keepLines w:val="0"/>
         <w:widowControl w:val="1"/>
       </w:pPr>
-      <w:bookmarkStart w:id="129" w:name="ref-strongcollapse"/>
+      <w:bookmarkStart w:id="130" w:name="ref-strongcollapse"/>
       <w:r>
         <w:t xml:space="preserve">Dohmatob, E., Feng, Y., Subramonian, A., &amp; Kempe, J.</w:t>
       </w:r>
@@ -38287,7 +40020,7 @@
       <w:r>
         <w:t xml:space="preserve"> </w:t>
       </w:r>
-      <w:hyperlink r:id="rId128">
+      <w:hyperlink r:id="rId129">
         <w:r>
           <w:rPr>
             <w:rStyle w:val="Hyperlink"/>
@@ -38295,7 +40028,7 @@
           <w:t xml:space="preserve">[OpenReview]</w:t>
         </w:r>
       </w:hyperlink>
-      <w:bookmarkEnd w:id="129"/>
+      <w:bookmarkEnd w:id="130"/>
     </w:p>
     <w:p>
       <w:pPr>
@@ -38309,7 +40042,7 @@
         <w:keepLines w:val="0"/>
         <w:widowControl w:val="1"/>
       </w:pPr>
-      <w:bookmarkStart w:id="131" w:name="ref-shumalovnote"/>
+      <w:bookmarkStart w:id="132" w:name="ref-shumalovnote"/>
       <w:r>
         <w:t xml:space="preserve">Borji, A.</w:t>
       </w:r>
@@ -38332,7 +40065,7 @@
       <w:r>
         <w:t xml:space="preserve"> </w:t>
       </w:r>
-      <w:hyperlink r:id="rId130">
+      <w:hyperlink r:id="rId131">
         <w:r>
           <w:rPr>
             <w:rStyle w:val="Hyperlink"/>
@@ -38340,7 +40073,7 @@
           <w:t xml:space="preserve">[arXiv]</w:t>
         </w:r>
       </w:hyperlink>
-      <w:bookmarkEnd w:id="131"/>
+      <w:bookmarkEnd w:id="132"/>
     </w:p>
     <w:p>
       <w:pPr>
@@ -38354,7 +40087,7 @@
         <w:keepLines w:val="0"/>
         <w:widowControl w:val="1"/>
       </w:pPr>
-      <w:bookmarkStart w:id="133" w:name="ref-syntheggs"/>
+      <w:bookmarkStart w:id="134" w:name="ref-syntheggs"/>
       <w:r>
         <w:t xml:space="preserve">Schaffelder, M., &amp; Gatt, A.</w:t>
       </w:r>
@@ -38377,7 +40110,7 @@
       <w:r>
         <w:t xml:space="preserve"> </w:t>
       </w:r>
-      <w:hyperlink r:id="rId132">
+      <w:hyperlink r:id="rId133">
         <w:r>
           <w:rPr>
             <w:rStyle w:val="Hyperlink"/>
@@ -38385,7 +40118,7 @@
           <w:t xml:space="preserve">[arXiv]</w:t>
         </w:r>
       </w:hyperlink>
-      <w:bookmarkEnd w:id="133"/>
+      <w:bookmarkEnd w:id="134"/>
     </w:p>
     <w:p>
       <w:pPr>
@@ -38399,7 +40132,7 @@
         <w:keepLines w:val="0"/>
         <w:widowControl w:val="1"/>
       </w:pPr>
-      <w:bookmarkStart w:id="135" w:name="ref-mgtfilter"/>
+      <w:bookmarkStart w:id="136" w:name="ref-mgtfilter"/>
       <w:r>
         <w:t xml:space="preserve">Drayson, G., Yilmaz, E., &amp; Lampos, V.</w:t>
       </w:r>
@@ -38422,7 +40155,7 @@
       <w:r>
         <w:t xml:space="preserve"> </w:t>
       </w:r>
-      <w:hyperlink r:id="rId134">
+      <w:hyperlink r:id="rId135">
         <w:r>
           <w:rPr>
             <w:rStyle w:val="Hyperlink"/>
@@ -38430,7 +40163,7 @@
           <w:t xml:space="preserve">[arXiv]</w:t>
         </w:r>
       </w:hyperlink>
-      <w:bookmarkEnd w:id="135"/>
+      <w:bookmarkEnd w:id="136"/>
     </w:p>
     <w:p>
       <w:pPr>
@@ -38444,7 +40177,7 @@
         <w:keepLines w:val="0"/>
         <w:widowControl w:val="1"/>
       </w:pPr>
-      <w:bookmarkStart w:id="137" w:name="ref-improveddre"/>
+      <w:bookmarkStart w:id="138" w:name="ref-improveddre"/>
       <w:r>
         <w:t xml:space="preserve">Gruber, L., Holzleitner, M., Hochreiter, S., &amp; Zellinger, W.</w:t>
       </w:r>
@@ -38467,7 +40200,7 @@
       <w:r>
         <w:t xml:space="preserve"> </w:t>
       </w:r>
-      <w:hyperlink r:id="rId136">
+      <w:hyperlink r:id="rId137">
         <w:r>
           <w:rPr>
             <w:rStyle w:val="Hyperlink"/>
@@ -38475,7 +40208,7 @@
           <w:t xml:space="preserve">[OpenReview]</w:t>
         </w:r>
       </w:hyperlink>
-      <w:bookmarkEnd w:id="137"/>
+      <w:bookmarkEnd w:id="138"/>
     </w:p>
     <w:p>
       <w:pPr>
@@ -38489,7 +40222,7 @@
         <w:keepLines w:val="0"/>
         <w:widowControl w:val="1"/>
       </w:pPr>
-      <w:bookmarkStart w:id="139" w:name="ref-scendi"/>
+      <w:bookmarkStart w:id="140" w:name="ref-scendi"/>
       <w:r>
         <w:t xml:space="preserve">Ospanov, A., Jalali, M., &amp; Farnia, F.</w:t>
       </w:r>
@@ -38512,7 +40245,7 @@
       <w:r>
         <w:t xml:space="preserve"> </w:t>
       </w:r>
-      <w:hyperlink r:id="rId138">
+      <w:hyperlink r:id="rId139">
         <w:r>
           <w:rPr>
             <w:rStyle w:val="Hyperlink"/>
@@ -38520,7 +40253,7 @@
           <w:t xml:space="preserve">[arXiv]</w:t>
         </w:r>
       </w:hyperlink>
-      <w:bookmarkEnd w:id="139"/>
+      <w:bookmarkEnd w:id="140"/>
     </w:p>
     <w:p>
       <w:pPr>
@@ -38534,7 +40267,7 @@
         <w:keepLines w:val="0"/>
         <w:widowControl w:val="1"/>
       </w:pPr>
-      <w:bookmarkStart w:id="141" w:name="ref-li-distinct"/>
+      <w:bookmarkStart w:id="142" w:name="ref-li-distinct"/>
       <w:r>
         <w:t xml:space="preserve">Li, J., Galley, M., Brockett, C., Gao, J., &amp; Dolan, B.</w:t>
       </w:r>
@@ -38557,7 +40290,7 @@
       <w:r>
         <w:t xml:space="preserve"> </w:t>
       </w:r>
-      <w:hyperlink r:id="rId140">
+      <w:hyperlink r:id="rId141">
         <w:r>
           <w:rPr>
             <w:rStyle w:val="Hyperlink"/>
@@ -38565,7 +40298,7 @@
           <w:t xml:space="preserve">[ACL Anthology]</w:t>
         </w:r>
       </w:hyperlink>
-      <w:bookmarkEnd w:id="141"/>
+      <w:bookmarkEnd w:id="142"/>
     </w:p>
     <w:p>
       <w:pPr>
@@ -38579,7 +40312,7 @@
         <w:keepLines w:val="0"/>
         <w:widowControl w:val="1"/>
       </w:pPr>
-      <w:bookmarkStart w:id="143" w:name="ref-gretton"/>
+      <w:bookmarkStart w:id="144" w:name="ref-gretton"/>
       <w:r>
         <w:t xml:space="preserve">Gretton, A., Borgwardt, K. M., Rasch, M. J., Schölkopf, B., &amp; Smola, A.</w:t>
       </w:r>
@@ -38602,7 +40335,7 @@
       <w:r>
         <w:t xml:space="preserve"> </w:t>
       </w:r>
-      <w:hyperlink r:id="rId142">
+      <w:hyperlink r:id="rId143">
         <w:r>
           <w:rPr>
             <w:rStyle w:val="Hyperlink"/>
@@ -38610,7 +40343,7 @@
           <w:t xml:space="preserve">[JMLR]</w:t>
         </w:r>
       </w:hyperlink>
-      <w:bookmarkEnd w:id="143"/>
+      <w:bookmarkEnd w:id="144"/>
     </w:p>
     <w:p>
       <w:pPr>
@@ -38624,7 +40357,7 @@
         <w:keepLines w:val="0"/>
         <w:widowControl w:val="1"/>
       </w:pPr>
-      <w:bookmarkStart w:id="145" w:name="ref-vendi"/>
+      <w:bookmarkStart w:id="146" w:name="ref-vendi"/>
       <w:r>
         <w:t xml:space="preserve">Friedman, D., &amp; Dieng, A. B.</w:t>
       </w:r>
@@ -38647,7 +40380,7 @@
       <w:r>
         <w:t xml:space="preserve"> </w:t>
       </w:r>
-      <w:hyperlink r:id="rId144">
+      <w:hyperlink r:id="rId145">
         <w:r>
           <w:rPr>
             <w:rStyle w:val="Hyperlink"/>
@@ -38655,7 +40388,7 @@
           <w:t xml:space="preserve">[arXiv:2210.02410]</w:t>
         </w:r>
       </w:hyperlink>
-      <w:bookmarkEnd w:id="145"/>
+      <w:bookmarkEnd w:id="146"/>
     </w:p>
     <w:p>
       <w:pPr>
@@ -38669,7 +40402,7 @@
         <w:keepLines w:val="0"/>
         <w:widowControl w:val="1"/>
       </w:pPr>
-      <w:bookmarkStart w:id="147" w:name="ref-banking77"/>
+      <w:bookmarkStart w:id="148" w:name="ref-banking77"/>
       <w:r>
         <w:t xml:space="preserve">Casanueva, I., Temčinas, T., Gerz, D., Henderson, M., &amp; Vulić, I.</w:t>
       </w:r>
@@ -38692,7 +40425,7 @@
       <w:r>
         <w:t xml:space="preserve"> </w:t>
       </w:r>
-      <w:hyperlink r:id="rId146">
+      <w:hyperlink r:id="rId147">
         <w:r>
           <w:rPr>
             <w:rStyle w:val="Hyperlink"/>
@@ -38700,7 +40433,7 @@
           <w:t xml:space="preserve">[ACL Anthology]</w:t>
         </w:r>
       </w:hyperlink>
-      <w:bookmarkEnd w:id="147"/>
+      <w:bookmarkEnd w:id="148"/>
     </w:p>
     <w:p>
       <w:pPr>
@@ -38714,7 +40447,7 @@
         <w:keepLines w:val="0"/>
         <w:widowControl w:val="1"/>
       </w:pPr>
-      <w:bookmarkStart w:id="149" w:name="ref-pace"/>
+      <w:bookmarkStart w:id="150" w:name="ref-pace"/>
       <w:r>
         <w:t xml:space="preserve">El-Hajjami, A., &amp; Salinesi, C.</w:t>
       </w:r>
@@ -38737,7 +40470,7 @@
       <w:r>
         <w:t xml:space="preserve"> </w:t>
       </w:r>
-      <w:hyperlink r:id="rId148">
+      <w:hyperlink r:id="rId149">
         <w:r>
           <w:rPr>
             <w:rStyle w:val="Hyperlink"/>
@@ -38745,7 +40478,7 @@
           <w:t xml:space="preserve">[arXiv:2506.21138]</w:t>
         </w:r>
       </w:hyperlink>
-      <w:bookmarkEnd w:id="149"/>
+      <w:bookmarkEnd w:id="150"/>
     </w:p>
     <w:p>
       <w:pPr>
@@ -38759,7 +40492,7 @@
         <w:keepLines w:val="0"/>
         <w:widowControl w:val="1"/>
       </w:pPr>
-      <w:bookmarkStart w:id="151" w:name="ref-genprompt"/>
+      <w:bookmarkStart w:id="152" w:name="ref-genprompt"/>
       <w:r>
         <w:t xml:space="preserve">Han, G., Liu, W., &amp; Huang, X.</w:t>
       </w:r>
@@ -38782,7 +40515,7 @@
       <w:r>
         <w:t xml:space="preserve"> </w:t>
       </w:r>
-      <w:hyperlink r:id="rId150">
+      <w:hyperlink r:id="rId151">
         <w:r>
           <w:rPr>
             <w:rStyle w:val="Hyperlink"/>
@@ -38790,7 +40523,7 @@
           <w:t xml:space="preserve">[arXiv:2509.02040]</w:t>
         </w:r>
       </w:hyperlink>
-      <w:bookmarkEnd w:id="151"/>
+      <w:bookmarkEnd w:id="152"/>
     </w:p>
     <w:p>
       <w:pPr>
@@ -38804,7 +40537,7 @@
         <w:keepLines w:val="0"/>
         <w:widowControl w:val="1"/>
       </w:pPr>
-      <w:bookmarkStart w:id="153" w:name="ref-condvendi"/>
+      <w:bookmarkStart w:id="154" w:name="ref-condvendi"/>
       <w:r>
         <w:t xml:space="preserve">Jalali, M., Ospanov, A., Gohari, A., &amp; Farnia, F.</w:t>
       </w:r>
@@ -38827,7 +40560,7 @@
       <w:r>
         <w:t xml:space="preserve"> </w:t>
       </w:r>
-      <w:hyperlink r:id="rId152">
+      <w:hyperlink r:id="rId153">
         <w:r>
           <w:rPr>
             <w:rStyle w:val="Hyperlink"/>
@@ -38835,7 +40568,7 @@
           <w:t xml:space="preserve">[arXiv]</w:t>
         </w:r>
       </w:hyperlink>
-      <w:bookmarkEnd w:id="153"/>
+      <w:bookmarkEnd w:id="154"/>
     </w:p>
     <w:p>
       <w:pPr>
@@ -38849,7 +40582,7 @@
         <w:keepLines w:val="0"/>
         <w:widowControl w:val="1"/>
       </w:pPr>
-      <w:bookmarkStart w:id="155" w:name="ref-perfine"/>
+      <w:bookmarkStart w:id="156" w:name="ref-perfine"/>
       <w:r>
         <w:t xml:space="preserve">PerFine team.</w:t>
       </w:r>
@@ -38872,7 +40605,7 @@
       <w:r>
         <w:t xml:space="preserve"> </w:t>
       </w:r>
-      <w:hyperlink r:id="rId154">
+      <w:hyperlink r:id="rId155">
         <w:r>
           <w:rPr>
             <w:rStyle w:val="Hyperlink"/>
@@ -38880,7 +40613,7 @@
           <w:t xml:space="preserve">[arXiv]</w:t>
         </w:r>
       </w:hyperlink>
-      <w:bookmarkEnd w:id="155"/>
+      <w:bookmarkEnd w:id="156"/>
     </w:p>
     <w:p>
       <w:pPr>
@@ -38894,7 +40627,7 @@
         <w:keepLines w:val="0"/>
         <w:widowControl w:val="1"/>
       </w:pPr>
-      <w:bookmarkStart w:id="157" w:name="ref-cotselfinstr"/>
+      <w:bookmarkStart w:id="158" w:name="ref-cotselfinstr"/>
       <w:r>
         <w:t xml:space="preserve">Yu, P., et al.</w:t>
       </w:r>
@@ -38917,7 +40650,7 @@
       <w:r>
         <w:t xml:space="preserve"> </w:t>
       </w:r>
-      <w:hyperlink r:id="rId156">
+      <w:hyperlink r:id="rId157">
         <w:r>
           <w:rPr>
             <w:rStyle w:val="Hyperlink"/>
@@ -38925,7 +40658,7 @@
           <w:t xml:space="preserve">[arXiv]</w:t>
         </w:r>
       </w:hyperlink>
-      <w:bookmarkEnd w:id="157"/>
+      <w:bookmarkEnd w:id="158"/>
     </w:p>
     <w:p>
       <w:pPr>
@@ -38939,7 +40672,7 @@
         <w:keepLines w:val="0"/>
         <w:widowControl w:val="1"/>
       </w:pPr>
-      <w:bookmarkStart w:id="159" w:name="ref-synque"/>
+      <w:bookmarkStart w:id="160" w:name="ref-synque"/>
       <w:r>
         <w:t xml:space="preserve">Chen, A., &amp; Zhong, V.</w:t>
       </w:r>
@@ -38962,7 +40695,7 @@
       <w:r>
         <w:t xml:space="preserve"> </w:t>
       </w:r>
-      <w:hyperlink r:id="rId158">
+      <w:hyperlink r:id="rId159">
         <w:r>
           <w:rPr>
             <w:rStyle w:val="Hyperlink"/>
@@ -38970,7 +40703,7 @@
           <w:t xml:space="preserve">[arXiv]</w:t>
         </w:r>
       </w:hyperlink>
-      <w:bookmarkEnd w:id="159"/>
+      <w:bookmarkEnd w:id="160"/>
     </w:p>
     <w:p>
       <w:pPr>
@@ -38984,7 +40717,7 @@
         <w:keepLines w:val="0"/>
         <w:widowControl w:val="1"/>
       </w:pPr>
-      <w:bookmarkStart w:id="161" w:name="ref-qdc"/>
+      <w:bookmarkStart w:id="162" w:name="ref-qdc"/>
       <w:r>
         <w:t xml:space="preserve">Havrilla, A., et al.</w:t>
       </w:r>
@@ -39007,7 +40740,7 @@
       <w:r>
         <w:t xml:space="preserve"> </w:t>
       </w:r>
-      <w:hyperlink r:id="rId160">
+      <w:hyperlink r:id="rId161">
         <w:r>
           <w:rPr>
             <w:rStyle w:val="Hyperlink"/>
@@ -39015,7 +40748,7 @@
           <w:t xml:space="preserve">[arXiv]</w:t>
         </w:r>
       </w:hyperlink>
-      <w:bookmarkEnd w:id="161"/>
+      <w:bookmarkEnd w:id="162"/>
     </w:p>
     <w:p>
       <w:pPr>
@@ -39029,7 +40762,7 @@
         <w:keepLines w:val="0"/>
         <w:widowControl w:val="1"/>
       </w:pPr>
-      <w:bookmarkStart w:id="163" w:name="ref-attrprompt"/>
+      <w:bookmarkStart w:id="164" w:name="ref-attrprompt"/>
       <w:r>
         <w:t xml:space="preserve">Yu, Y., Zhuang, Y., Zhang, J., Meng, Y., Ratner, A., Krishna, R., Shen, J., &amp; Zhang, C.</w:t>
       </w:r>
@@ -39052,7 +40785,7 @@
       <w:r>
         <w:t xml:space="preserve"> </w:t>
       </w:r>
-      <w:hyperlink r:id="rId162">
+      <w:hyperlink r:id="rId163">
         <w:r>
           <w:rPr>
             <w:rStyle w:val="Hyperlink"/>
@@ -39060,7 +40793,7 @@
           <w:t xml:space="preserve">[arXiv:2306.15895]</w:t>
         </w:r>
       </w:hyperlink>
-      <w:bookmarkEnd w:id="163"/>
+      <w:bookmarkEnd w:id="164"/>
     </w:p>
     <w:p>
       <w:pPr>
@@ -39074,7 +40807,7 @@
         <w:keepLines w:val="0"/>
         <w:widowControl w:val="1"/>
       </w:pPr>
-      <w:bookmarkStart w:id="165" w:name="ref-s3"/>
+      <w:bookmarkStart w:id="166" w:name="ref-s3"/>
       <w:r>
         <w:t xml:space="preserve">Wang, R., Zhou, H., &amp; Sachan, M.</w:t>
       </w:r>
@@ -39097,7 +40830,7 @@
       <w:r>
         <w:t xml:space="preserve"> </w:t>
       </w:r>
-      <w:hyperlink r:id="rId164">
+      <w:hyperlink r:id="rId165">
         <w:r>
           <w:rPr>
             <w:rStyle w:val="Hyperlink"/>
@@ -39105,7 +40838,7 @@
           <w:t xml:space="preserve">[arXiv:2310.13671]</w:t>
         </w:r>
       </w:hyperlink>
-      <w:bookmarkEnd w:id="165"/>
+      <w:bookmarkEnd w:id="166"/>
     </w:p>
     <w:p>
       <w:pPr>
@@ -39119,7 +40852,7 @@
         <w:keepLines w:val="0"/>
         <w:widowControl w:val="1"/>
       </w:pPr>
-      <w:bookmarkStart w:id="167" w:name="ref-targen"/>
+      <w:bookmarkStart w:id="168" w:name="ref-targen"/>
       <w:r>
         <w:t xml:space="preserve">Gupta, H., Scaria, K., Anantheswaran, U., Verma, S., Parmar, M., Sawant, S. A., Mishra, S., &amp; Baral, C.</w:t>
       </w:r>
@@ -39142,7 +40875,7 @@
       <w:r>
         <w:t xml:space="preserve"> </w:t>
       </w:r>
-      <w:hyperlink r:id="rId166">
+      <w:hyperlink r:id="rId167">
         <w:r>
           <w:rPr>
             <w:rStyle w:val="Hyperlink"/>
@@ -39150,7 +40883,7 @@
           <w:t xml:space="preserve">[arXiv:2310.17876]</w:t>
         </w:r>
       </w:hyperlink>
-      <w:bookmarkEnd w:id="167"/>
+      <w:bookmarkEnd w:id="168"/>
     </w:p>
     <w:p>
       <w:pPr>
@@ -39164,7 +40897,7 @@
         <w:keepLines w:val="0"/>
         <w:widowControl w:val="1"/>
       </w:pPr>
-      <w:bookmarkStart w:id="169" w:name="ref-arise"/>
+      <w:bookmarkStart w:id="170" w:name="ref-arise"/>
       <w:r>
         <w:t xml:space="preserve">Yaswanth, B. P. S., Khare, S., et al.</w:t>
       </w:r>
@@ -39187,7 +40920,7 @@
       <w:r>
         <w:t xml:space="preserve"> </w:t>
       </w:r>
-      <w:hyperlink r:id="rId168">
+      <w:hyperlink r:id="rId169">
         <w:r>
           <w:rPr>
             <w:rStyle w:val="Hyperlink"/>
@@ -39195,7 +40928,7 @@
           <w:t xml:space="preserve">[arXiv:2502.05923]</w:t>
         </w:r>
       </w:hyperlink>
-      <w:bookmarkEnd w:id="169"/>
+      <w:bookmarkEnd w:id="170"/>
     </w:p>
     <w:p>
       <w:pPr>
@@ -39209,7 +40942,7 @@
         <w:keepLines w:val="0"/>
         <w:widowControl w:val="1"/>
       </w:pPr>
-      <w:bookmarkStart w:id="171" w:name="ref-wanli"/>
+      <w:bookmarkStart w:id="172" w:name="ref-wanli"/>
       <w:r>
         <w:t xml:space="preserve">Liu, A., Swayamdipta, S., Smith, N. A., &amp; Choi, Y.</w:t>
       </w:r>
@@ -39232,7 +40965,7 @@
       <w:r>
         <w:t xml:space="preserve"> </w:t>
       </w:r>
-      <w:hyperlink r:id="rId170">
+      <w:hyperlink r:id="rId171">
         <w:r>
           <w:rPr>
             <w:rStyle w:val="Hyperlink"/>
@@ -39240,7 +40973,7 @@
           <w:t xml:space="preserve">[arXiv:2201.05955]</w:t>
         </w:r>
       </w:hyperlink>
-      <w:bookmarkEnd w:id="171"/>
+      <w:bookmarkEnd w:id="172"/>
     </w:p>
     <w:p>
       <w:pPr>
@@ -39254,7 +40987,7 @@
         <w:keepLines w:val="0"/>
         <w:widowControl w:val="1"/>
       </w:pPr>
-      <w:bookmarkStart w:id="173" w:name="ref-reflexion"/>
+      <w:bookmarkStart w:id="174" w:name="ref-reflexion"/>
       <w:r>
         <w:t xml:space="preserve">Shinn, N., Cassano, F., Berman, E., Gopinath, A., Narasimhan, K., &amp; Yao, S.</w:t>
       </w:r>
@@ -39277,7 +41010,7 @@
       <w:r>
         <w:t xml:space="preserve"> </w:t>
       </w:r>
-      <w:hyperlink r:id="rId172">
+      <w:hyperlink r:id="rId173">
         <w:r>
           <w:rPr>
             <w:rStyle w:val="Hyperlink"/>
@@ -39285,7 +41018,7 @@
           <w:t xml:space="preserve">[arXiv:2303.11366]</w:t>
         </w:r>
       </w:hyperlink>
-      <w:bookmarkEnd w:id="173"/>
+      <w:bookmarkEnd w:id="174"/>
     </w:p>
     <w:p>
       <w:pPr>
@@ -39299,7 +41032,7 @@
         <w:keepLines w:val="0"/>
         <w:widowControl w:val="1"/>
       </w:pPr>
-      <w:bookmarkStart w:id="175" w:name="ref-selfrefine"/>
+      <w:bookmarkStart w:id="176" w:name="ref-selfrefine"/>
       <w:r>
         <w:t xml:space="preserve">Madaan, A., Tandon, N., Gupta, P., Hallinan, S., Gao, L., Wiegreffe, S., et al.</w:t>
       </w:r>
@@ -39322,7 +41055,7 @@
       <w:r>
         <w:t xml:space="preserve"> </w:t>
       </w:r>
-      <w:hyperlink r:id="rId174">
+      <w:hyperlink r:id="rId175">
         <w:r>
           <w:rPr>
             <w:rStyle w:val="Hyperlink"/>
@@ -39330,7 +41063,7 @@
           <w:t xml:space="preserve">[arXiv:2303.17651]</w:t>
         </w:r>
       </w:hyperlink>
-      <w:bookmarkEnd w:id="175"/>
+      <w:bookmarkEnd w:id="176"/>
     </w:p>
     <w:p>
       <w:pPr>
@@ -39346,7 +41079,7 @@
       <w:r>
         <w:t xml:space="preserve"> </w:t>
       </w:r>
-      <w:hyperlink r:id="rId55">
+      <w:hyperlink r:id="rId56">
         <w:r>
           <w:rPr>
             <w:rStyle w:val="Hyperlink"/>
@@ -39366,7 +41099,7 @@
       <w:r>
         <w:t xml:space="preserve"> </w:t>
       </w:r>
-      <w:hyperlink r:id="rId176">
+      <w:hyperlink r:id="rId177">
         <w:r>
           <w:rPr>
             <w:rStyle w:val="Hyperlink"/>
@@ -39378,7 +41111,7 @@
         <w:t xml:space="preserve">.</w:t>
       </w:r>
     </w:p>
-    <w:bookmarkEnd w:id="177"/>
+    <w:bookmarkEnd w:id="178"/>
     <w:sectPr>
       <w:footerReference w:type="default" r:id="rId9"/>
       <w:pgSz w:h="15840" w:w="12240"/>
